--- a/docs/kapshaSurajSingh_inp.docx
+++ b/docs/kapshaSurajSingh_inp.docx
@@ -4,7 +4,7 @@
   <w:body>
     <w:p>
       <w:pPr>
-        <w:pStyle w:val="945"/>
+        <w:pStyle w:val="947"/>
         <w:pBdr/>
         <w:spacing w:line="14" w:lineRule="exact"/>
         <w:ind/>
@@ -17,20 +17,40 @@
     </w:p>
     <w:p>
       <w:pPr>
-        <w:pStyle w:val="943"/>
+        <w:pStyle w:val="945"/>
         <w:pBdr/>
         <w:spacing w:before="0" w:line="432" w:lineRule="exact"/>
         <w:ind w:firstLine="0" w:left="0"/>
         <w:jc w:val="center"/>
         <w:rPr/>
       </w:pPr>
+      <w:r/>
+      <w:hyperlink r:id="rId9" w:tooltip="mailto:surajsinghk013@gmail.com" w:history="1">
+        <w:r>
+          <w:rPr>
+            <w:rStyle w:val="927"/>
+            <w:color w:val="000000" w:themeColor="text1"/>
+            <w:spacing w:val="-2"/>
+            <w:u w:val="none"/>
+            <w:lang w:val="en-US"/>
+          </w:rPr>
+          <w:t xml:space="preserve">          </w:t>
+        </w:r>
+        <w:r>
+          <w:rPr>
+            <w:rStyle w:val="927"/>
+            <w:color w:val="000000" w:themeColor="text1"/>
+            <w:spacing w:val="-2"/>
+          </w:rPr>
+        </w:r>
+      </w:hyperlink>
       <w:r>
         <w:rPr>
           <w:spacing w:val="-2"/>
         </w:rPr>
         <w:t xml:space="preserve"> </w:t>
       </w:r>
-      <w:hyperlink r:id="rId9" w:tooltip="https://ksurajsingh.github.io" w:history="1">
+      <w:hyperlink r:id="rId10" w:tooltip="https://ksurajsingh.github.io" w:history="1">
         <w:r>
           <w:rPr>
             <w:spacing w:val="-2"/>
@@ -54,10 +74,10 @@
         </w:rPr>
         <w:t xml:space="preserve"> </w:t>
       </w:r>
-      <w:hyperlink r:id="rId10" w:tooltip="https://linkedin.com/in/suraj-singh-k" w:history="1">
+      <w:hyperlink r:id="rId11" w:tooltip="https://linkedin.com/in/suraj-singh-k" w:history="1">
         <w:r>
           <w:rPr>
-            <w:rStyle w:val="925"/>
+            <w:rStyle w:val="927"/>
             <w:color w:val="000000" w:themeColor="text1"/>
             <w:spacing w:val="-2"/>
           </w:rPr>
@@ -72,7 +92,7 @@
         </w:rPr>
         <w:t xml:space="preserve"> </w:t>
       </w:r>
-      <w:hyperlink r:id="rId11" w:tooltip="https://github.com/ksurajsingh" w:history="1">
+      <w:hyperlink r:id="rId12" w:tooltip="https://github.com/ksurajsingh" w:history="1">
         <w:r>
           <w:rPr>
             <w:spacing w:val="-2"/>
@@ -87,9 +107,9 @@
     </w:p>
     <w:p>
       <w:pPr>
-        <w:pStyle w:val="943"/>
-        <w:pBdr/>
-        <w:spacing w:before="0" w:line="288" w:lineRule="exact"/>
+        <w:pStyle w:val="945"/>
+        <w:pBdr/>
+        <w:spacing w:before="0" w:beforeAutospacing="0" w:line="288" w:lineRule="exact"/>
         <w:ind w:firstLine="0" w:left="0"/>
         <w:jc w:val="left"/>
         <w:rPr/>
@@ -114,7 +134,7 @@
           <w:lang w:val="en-US"/>
         </w:rPr>
       </w:r>
-      <w:hyperlink r:id="rId12" w:tooltip="http://surajsinghk013@gmail.com" w:history="1">
+      <w:hyperlink r:id="rId13" w:tooltip="http://surajsinghk013@gmail.com" w:history="1">
         <w:r>
           <w:rPr>
             <w:spacing w:val="-2"/>
@@ -134,11 +154,22 @@
       <w:r>
         <w:t xml:space="preserve">:8722957923</w:t>
       </w:r>
+      <w:r>
+        <w:rPr>
+          <w:highlight w:val="none"/>
+        </w:rPr>
+        <w:t xml:space="preserve"> </w:t>
+      </w:r>
+      <w:r>
+        <w:rPr>
+          <w:highlight w:val="none"/>
+        </w:rPr>
+      </w:r>
       <w:r/>
     </w:p>
     <w:p>
       <w:pPr>
-        <w:pStyle w:val="944"/>
+        <w:pStyle w:val="946"/>
         <w:pBdr/>
         <w:spacing w:before="0" w:beforeAutospacing="0" w:line="120" w:lineRule="auto"/>
         <w:ind w:left="-1"/>
@@ -182,7 +213,7 @@
     </w:p>
     <w:p>
       <w:pPr>
-        <w:pStyle w:val="943"/>
+        <w:pStyle w:val="945"/>
         <w:pBdr/>
         <w:spacing w:before="103" w:line="242" w:lineRule="exact"/>
         <w:ind w:firstLine="0" w:left="215"/>
@@ -297,7 +328,7 @@
     </w:p>
     <w:p>
       <w:pPr>
-        <w:pStyle w:val="943"/>
+        <w:pStyle w:val="945"/>
         <w:pBdr/>
         <w:spacing w:before="0" w:line="239" w:lineRule="exact"/>
         <w:ind w:firstLine="0" w:left="216"/>
@@ -367,7 +398,7 @@
     </w:p>
     <w:p>
       <w:pPr>
-        <w:pStyle w:val="943"/>
+        <w:pStyle w:val="945"/>
         <w:pBdr/>
         <w:spacing w:before="0" w:line="239" w:lineRule="exact"/>
         <w:ind w:firstLine="0" w:left="216"/>
@@ -398,7 +429,7 @@
     </w:p>
     <w:p>
       <w:pPr>
-        <w:pStyle w:val="943"/>
+        <w:pStyle w:val="945"/>
         <w:pBdr/>
         <w:spacing w:before="0" w:line="239" w:lineRule="exact"/>
         <w:ind w:firstLine="0" w:left="216"/>
@@ -442,7 +473,7 @@
     </w:p>
     <w:p>
       <w:pPr>
-        <w:pStyle w:val="943"/>
+        <w:pStyle w:val="945"/>
         <w:pBdr/>
         <w:spacing w:before="0" w:line="239" w:lineRule="exact"/>
         <w:ind w:firstLine="0" w:left="216"/>
@@ -462,19 +493,19 @@
         <w:rPr>
           <w:highlight w:val="none"/>
         </w:rPr>
-        <w:t xml:space="preserve">: TTY, GRUB-res, [XORG] DWM, xfce, </w:t>
+        <w:t xml:space="preserve">: TTY, GRUB-res ; [XORG] DWM, xfce, </w:t>
       </w:r>
       <w:r>
         <w:rPr>
           <w:highlight w:val="none"/>
         </w:rPr>
-        <w:t xml:space="preserve">Gnome, KDE,</w:t>
+        <w:t xml:space="preserve">Gnome, KDE ; </w:t>
       </w:r>
       <w:r>
         <w:rPr>
           <w:highlight w:val="none"/>
         </w:rPr>
-        <w:t xml:space="preserve"> [Wayland] Hyprland, </w:t>
+        <w:t xml:space="preserve">[Wayland] Hyprland, </w:t>
       </w:r>
       <w:r>
         <w:rPr>
@@ -489,9 +520,9 @@
     </w:p>
     <w:p>
       <w:pPr>
-        <w:pStyle w:val="944"/>
-        <w:pBdr/>
-        <w:spacing w:before="124" w:line="168" w:lineRule="auto"/>
+        <w:pStyle w:val="946"/>
+        <w:pBdr/>
+        <w:spacing w:before="101" w:beforeAutospacing="0" w:line="168" w:lineRule="auto"/>
         <w:ind/>
         <w:rPr/>
       </w:pPr>
@@ -544,7 +575,7 @@
                   <wp:posOffset>457200</wp:posOffset>
                 </wp:positionH>
                 <wp:positionV relativeFrom="paragraph">
-                  <wp:posOffset>40889</wp:posOffset>
+                  <wp:posOffset>23109</wp:posOffset>
                 </wp:positionV>
                 <wp:extent cx="6858000" cy="1270"/>
                 <wp:effectExtent l="0" t="0" r="0" b="0"/>
@@ -559,7 +590,7 @@
                       <wps:spPr bwMode="auto">
                         <a:xfrm>
                           <a:off x="0" y="0"/>
-                          <a:ext cx="6858000" cy="1268"/>
+                          <a:ext cx="6858000" cy="1267"/>
                         </a:xfrm>
                         <a:custGeom>
                           <a:avLst/>
@@ -599,7 +630,7 @@
           </mc:Choice>
           <mc:Fallback>
             <w:pict>
-              <v:shape id="shape 1" o:spid="_x0000_s1" style="position:absolute;z-index:15730688;o:allowoverlap:true;o:allowincell:true;mso-position-horizontal-relative:page;margin-left:36.00pt;mso-position-horizontal:absolute;mso-position-vertical-relative:text;margin-top:3.22pt;mso-position-vertical:absolute;width:540.00pt;height:0.10pt;mso-wrap-distance-left:0.00pt;mso-wrap-distance-top:0.00pt;mso-wrap-distance-right:0.00pt;mso-wrap-distance-bottom:0.00pt;visibility:visible;" path="m0,0l100000,0e" coordsize="100000,100000" filled="f" strokecolor="#000000" strokeweight="0.40pt">
+              <v:shape id="shape 1" o:spid="_x0000_s1" style="position:absolute;z-index:15730688;o:allowoverlap:true;o:allowincell:true;mso-position-horizontal-relative:page;margin-left:36.00pt;mso-position-horizontal:absolute;mso-position-vertical-relative:text;margin-top:1.82pt;mso-position-vertical:absolute;width:540.00pt;height:0.10pt;mso-wrap-distance-left:0.00pt;mso-wrap-distance-top:0.00pt;mso-wrap-distance-right:0.00pt;mso-wrap-distance-bottom:0.00pt;visibility:visible;" path="m0,0l100000,0e" coordsize="100000,100000" filled="f" strokecolor="#000000" strokeweight="0.40pt">
                 <v:path textboxrect="0,0,100000,100000"/>
                 <v:stroke dashstyle="solid"/>
               </v:shape>
@@ -620,7 +651,7 @@
           <w:b/>
           <w:sz w:val="22"/>
         </w:rPr>
-        <w:t xml:space="preserve">[onsite]                                                                                                                    </w:t>
+        <w:t xml:space="preserve">[onsite]                                                                                                                            </w:t>
       </w:r>
       <w:r>
         <w:rPr>
@@ -731,6 +762,12 @@
           <w:i/>
           <w:sz w:val="20"/>
         </w:rPr>
+      </w:r>
+      <w:r>
+        <w:rPr>
+          <w:i/>
+          <w:sz w:val="20"/>
+        </w:rPr>
         <w:t xml:space="preserve">Netty Brains</w:t>
       </w:r>
       <w:r>
@@ -739,6 +776,7 @@
           <w:sz w:val="20"/>
         </w:rPr>
         <w:tab/>
+        <w:t xml:space="preserve">           </w:t>
       </w:r>
       <w:r>
         <w:rPr>
@@ -777,7 +815,7 @@
     </w:p>
     <w:p>
       <w:pPr>
-        <w:pStyle w:val="946"/>
+        <w:pStyle w:val="948"/>
         <w:numPr>
           <w:ilvl w:val="0"/>
           <w:numId w:val="1"/>
@@ -890,7 +928,7 @@
     </w:p>
     <w:p>
       <w:pPr>
-        <w:pStyle w:val="946"/>
+        <w:pStyle w:val="948"/>
         <w:numPr>
           <w:ilvl w:val="0"/>
           <w:numId w:val="1"/>
@@ -951,7 +989,7 @@
     </w:p>
     <w:p>
       <w:pPr>
-        <w:pStyle w:val="946"/>
+        <w:pStyle w:val="948"/>
         <w:numPr>
           <w:ilvl w:val="0"/>
           <w:numId w:val="1"/>
@@ -1217,11 +1255,15 @@
           <w:szCs w:val="22"/>
           <w:lang w:val="en-US"/>
         </w:rPr>
-        <w:t xml:space="preserve">                                                                                        </w:t>
-      </w:r>
-      <w:r>
-        <w:rPr>
-          <w:sz w:val="22"/>
+        <w:t xml:space="preserve">                                                                                              </w:t>
+      </w:r>
+      <w:r>
+        <w:rPr>
+          <w:i/>
+          <w:iCs/>
+          <w:spacing w:val="-6"/>
+          <w:sz w:val="20"/>
+          <w:szCs w:val="20"/>
         </w:rPr>
         <w:t xml:space="preserve">May. 2024 – July. 2024</w:t>
       </w:r>
@@ -1240,7 +1282,111 @@
     </w:p>
     <w:p>
       <w:pPr>
-        <w:pStyle w:val="946"/>
+        <w:pStyle w:val="948"/>
+        <w:numPr>
+          <w:ilvl w:val="0"/>
+          <w:numId w:val="1"/>
+        </w:numPr>
+        <w:pBdr/>
+        <w:tabs>
+          <w:tab w:val="left" w:leader="none" w:pos="8923"/>
+        </w:tabs>
+        <w:spacing w:before="22"/>
+        <w:ind w:right="0"/>
+        <w:jc w:val="left"/>
+        <w:rPr>
+          <w:sz w:val="20"/>
+          <w:szCs w:val="20"/>
+          <w14:ligatures w14:val="none"/>
+        </w:rPr>
+      </w:pPr>
+      <w:r>
+        <w:rPr>
+          <w:sz w:val="20"/>
+          <w:szCs w:val="20"/>
+          <w:lang w:val="en-US"/>
+        </w:rPr>
+        <w:t xml:space="preserve">Conducted </w:t>
+      </w:r>
+      <w:r>
+        <w:rPr>
+          <w:sz w:val="20"/>
+          <w:szCs w:val="20"/>
+        </w:rPr>
+        <w:t xml:space="preserve">Research on </w:t>
+      </w:r>
+      <w:r>
+        <w:rPr>
+          <w:b/>
+          <w:bCs/>
+          <w:sz w:val="20"/>
+          <w:szCs w:val="20"/>
+          <w:lang w:val="en-US"/>
+        </w:rPr>
+        <w:t xml:space="preserve">image </w:t>
+      </w:r>
+      <w:r>
+        <w:rPr>
+          <w:b/>
+          <w:bCs/>
+          <w:sz w:val="20"/>
+          <w:szCs w:val="20"/>
+        </w:rPr>
+        <w:t xml:space="preserve">pixels </w:t>
+      </w:r>
+      <w:r>
+        <w:rPr>
+          <w:b/>
+          <w:bCs/>
+          <w:sz w:val="20"/>
+          <w:szCs w:val="20"/>
+          <w:lang w:val="en-US"/>
+        </w:rPr>
+        <w:t xml:space="preserve">processing</w:t>
+      </w:r>
+      <w:r>
+        <w:rPr>
+          <w:sz w:val="20"/>
+          <w:szCs w:val="20"/>
+          <w:lang w:val="en-US"/>
+        </w:rPr>
+        <w:t xml:space="preserve"> and analysis </w:t>
+      </w:r>
+      <w:r>
+        <w:rPr>
+          <w:sz w:val="20"/>
+          <w:szCs w:val="20"/>
+          <w:lang w:val="en-US"/>
+        </w:rPr>
+        <w:t xml:space="preserve">                                                                                                 </w:t>
+      </w:r>
+      <w:r>
+        <w:rPr>
+          <w:i/>
+          <w:iCs/>
+          <w:sz w:val="20"/>
+          <w:szCs w:val="20"/>
+        </w:rPr>
+        <w:t xml:space="preserve">[virtual]</w:t>
+      </w:r>
+      <w:r>
+        <w:rPr>
+          <w:sz w:val="20"/>
+          <w:szCs w:val="20"/>
+          <w14:ligatures w14:val="none"/>
+        </w:rPr>
+      </w:r>
+      <w:r>
+        <w:rPr>
+          <w:sz w:val="20"/>
+          <w:szCs w:val="20"/>
+          <w14:ligatures w14:val="none"/>
+        </w:rPr>
+      </w:r>
+    </w:p>
+    <w:p>
+      <w:pPr>
+        <w:pStyle w:val="948"/>
         <w:numPr>
           <w:ilvl w:val="0"/>
           <w:numId w:val="1"/>
@@ -1264,14 +1410,7 @@
           <w:szCs w:val="20"/>
           <w:lang w:val="en-US"/>
         </w:rPr>
-        <w:t xml:space="preserve">Conducted </w:t>
-      </w:r>
-      <w:r>
-        <w:rPr>
-          <w:sz w:val="20"/>
-          <w:szCs w:val="20"/>
-        </w:rPr>
-        <w:t xml:space="preserve">Research on </w:t>
+        <w:t xml:space="preserve">Explored and Utilized </w:t>
       </w:r>
       <w:r>
         <w:rPr>
@@ -1279,9 +1418,8 @@
           <w:bCs/>
           <w:sz w:val="20"/>
           <w:szCs w:val="20"/>
-          <w:lang w:val="en-US"/>
-        </w:rPr>
-        <w:t xml:space="preserve">image </w:t>
+        </w:rPr>
+        <w:t xml:space="preserve">open</w:t>
       </w:r>
       <w:r>
         <w:rPr>
@@ -1290,7 +1428,7 @@
           <w:sz w:val="20"/>
           <w:szCs w:val="20"/>
         </w:rPr>
-        <w:t xml:space="preserve">pixels </w:t>
+        <w:t xml:space="preserve"> </w:t>
       </w:r>
       <w:r>
         <w:rPr>
@@ -1298,9 +1436,35 @@
           <w:bCs/>
           <w:sz w:val="20"/>
           <w:szCs w:val="20"/>
-          <w:lang w:val="en-US"/>
-        </w:rPr>
-        <w:t xml:space="preserve">processing</w:t>
+        </w:rPr>
+        <w:t xml:space="preserve">source</w:t>
+      </w:r>
+      <w:r>
+        <w:rPr>
+          <w:b/>
+          <w:bCs/>
+          <w:sz w:val="20"/>
+          <w:szCs w:val="20"/>
+        </w:rPr>
+        <w:t xml:space="preserve"> </w:t>
+      </w:r>
+      <w:r>
+        <w:rPr>
+          <w:b/>
+          <w:bCs/>
+          <w:sz w:val="20"/>
+          <w:szCs w:val="20"/>
+        </w:rPr>
+        <w:t xml:space="preserve">software</w:t>
+      </w:r>
+      <w:r>
+        <w:rPr>
+          <w:b/>
+          <w:bCs/>
+          <w:sz w:val="20"/>
+          <w:szCs w:val="20"/>
+        </w:rPr>
+        <w:t xml:space="preserve"> </w:t>
       </w:r>
       <w:r>
         <w:rPr>
@@ -1308,7 +1472,14 @@
           <w:szCs w:val="20"/>
           <w:lang w:val="en-US"/>
         </w:rPr>
-        <w:t xml:space="preserve"> and analysis </w:t>
+        <w:t xml:space="preserve">(</w:t>
+      </w:r>
+      <w:r>
+        <w:rPr>
+          <w:sz w:val="20"/>
+          <w:szCs w:val="20"/>
+        </w:rPr>
+        <w:t xml:space="preserve">FOSS</w:t>
       </w:r>
       <w:r>
         <w:rPr>
@@ -1316,14 +1487,43 @@
           <w:szCs w:val="20"/>
           <w:lang w:val="en-US"/>
         </w:rPr>
-        <w:t xml:space="preserve">                                                                                 </w:t>
+        <w:t xml:space="preserve">), including</w:t>
       </w:r>
       <w:r>
         <w:rPr>
           <w:sz w:val="20"/>
           <w:szCs w:val="20"/>
-        </w:rPr>
-        <w:t xml:space="preserve">[virtual]</w:t>
+          <w:lang w:val="en-US"/>
+        </w:rPr>
+        <w:t xml:space="preserve"> </w:t>
+      </w:r>
+      <w:r>
+        <w:rPr>
+          <w:sz w:val="20"/>
+          <w:szCs w:val="20"/>
+        </w:rPr>
+        <w:t xml:space="preserve">FFMPEG</w:t>
+      </w:r>
+      <w:r>
+        <w:rPr>
+          <w:sz w:val="20"/>
+          <w:szCs w:val="20"/>
+        </w:rPr>
+        <w:t xml:space="preserve"> </w:t>
+      </w:r>
+      <w:r>
+        <w:rPr>
+          <w:sz w:val="20"/>
+          <w:szCs w:val="20"/>
+        </w:rPr>
+        <w:t xml:space="preserve">and</w:t>
+      </w:r>
+      <w:r>
+        <w:rPr>
+          <w:sz w:val="20"/>
+          <w:szCs w:val="20"/>
+        </w:rPr>
+        <w:t xml:space="preserve"> UPSCAYL</w:t>
       </w:r>
       <w:r>
         <w:rPr>
@@ -1343,164 +1543,8 @@
     <w:p>
       <w:pPr>
         <w:pStyle w:val="946"/>
-        <w:numPr>
-          <w:ilvl w:val="0"/>
-          <w:numId w:val="1"/>
-        </w:numPr>
-        <w:pBdr/>
-        <w:tabs>
-          <w:tab w:val="left" w:leader="none" w:pos="695"/>
-        </w:tabs>
-        <w:spacing w:after="0" w:before="35" w:line="240" w:lineRule="auto"/>
-        <w:ind w:right="0" w:hanging="185" w:left="695"/>
-        <w:jc w:val="left"/>
-        <w:rPr>
-          <w:sz w:val="20"/>
-          <w:szCs w:val="20"/>
-          <w14:ligatures w14:val="none"/>
-        </w:rPr>
-      </w:pPr>
-      <w:r>
-        <w:rPr>
-          <w:sz w:val="20"/>
-          <w:szCs w:val="20"/>
-          <w:lang w:val="en-US"/>
-        </w:rPr>
-        <w:t xml:space="preserve">Explored and Utilized </w:t>
-      </w:r>
-      <w:r>
-        <w:rPr>
-          <w:b/>
-          <w:bCs/>
-          <w:sz w:val="20"/>
-          <w:szCs w:val="20"/>
-        </w:rPr>
-        <w:t xml:space="preserve">open</w:t>
-      </w:r>
-      <w:r>
-        <w:rPr>
-          <w:b/>
-          <w:bCs/>
-          <w:sz w:val="20"/>
-          <w:szCs w:val="20"/>
-        </w:rPr>
-        <w:t xml:space="preserve"> </w:t>
-      </w:r>
-      <w:r>
-        <w:rPr>
-          <w:b/>
-          <w:bCs/>
-          <w:sz w:val="20"/>
-          <w:szCs w:val="20"/>
-        </w:rPr>
-        <w:t xml:space="preserve">source</w:t>
-      </w:r>
-      <w:r>
-        <w:rPr>
-          <w:b/>
-          <w:bCs/>
-          <w:sz w:val="20"/>
-          <w:szCs w:val="20"/>
-        </w:rPr>
-        <w:t xml:space="preserve"> </w:t>
-      </w:r>
-      <w:r>
-        <w:rPr>
-          <w:b/>
-          <w:bCs/>
-          <w:sz w:val="20"/>
-          <w:szCs w:val="20"/>
-        </w:rPr>
-        <w:t xml:space="preserve">software</w:t>
-      </w:r>
-      <w:r>
-        <w:rPr>
-          <w:b/>
-          <w:bCs/>
-          <w:sz w:val="20"/>
-          <w:szCs w:val="20"/>
-        </w:rPr>
-        <w:t xml:space="preserve"> </w:t>
-      </w:r>
-      <w:r>
-        <w:rPr>
-          <w:sz w:val="20"/>
-          <w:szCs w:val="20"/>
-          <w:lang w:val="en-US"/>
-        </w:rPr>
-        <w:t xml:space="preserve">(</w:t>
-      </w:r>
-      <w:r>
-        <w:rPr>
-          <w:sz w:val="20"/>
-          <w:szCs w:val="20"/>
-        </w:rPr>
-        <w:t xml:space="preserve">FOSS</w:t>
-      </w:r>
-      <w:r>
-        <w:rPr>
-          <w:sz w:val="20"/>
-          <w:szCs w:val="20"/>
-          <w:lang w:val="en-US"/>
-        </w:rPr>
-        <w:t xml:space="preserve">), including</w:t>
-      </w:r>
-      <w:r>
-        <w:rPr>
-          <w:sz w:val="20"/>
-          <w:szCs w:val="20"/>
-          <w:lang w:val="en-US"/>
-        </w:rPr>
-        <w:t xml:space="preserve"> </w:t>
-      </w:r>
-      <w:r>
-        <w:rPr>
-          <w:sz w:val="20"/>
-          <w:szCs w:val="20"/>
-        </w:rPr>
-        <w:t xml:space="preserve">FFMPEG</w:t>
-      </w:r>
-      <w:r>
-        <w:rPr>
-          <w:sz w:val="20"/>
-          <w:szCs w:val="20"/>
-        </w:rPr>
-        <w:t xml:space="preserve"> </w:t>
-      </w:r>
-      <w:r>
-        <w:rPr>
-          <w:sz w:val="20"/>
-          <w:szCs w:val="20"/>
-        </w:rPr>
-        <w:t xml:space="preserve">and</w:t>
-      </w:r>
-      <w:r>
-        <w:rPr>
-          <w:sz w:val="20"/>
-          <w:szCs w:val="20"/>
-        </w:rPr>
-        <w:t xml:space="preserve"> UPSCAYL</w:t>
-      </w:r>
-      <w:r>
-        <w:rPr>
-          <w:sz w:val="20"/>
-          <w:szCs w:val="20"/>
-          <w14:ligatures w14:val="none"/>
-        </w:rPr>
-      </w:r>
-      <w:r>
-        <w:rPr>
-          <w:sz w:val="20"/>
-          <w:szCs w:val="20"/>
-          <w14:ligatures w14:val="none"/>
-        </w:rPr>
-      </w:r>
-    </w:p>
-    <w:p>
-      <w:pPr>
-        <w:pStyle w:val="944"/>
-        <w:pBdr/>
-        <w:spacing w:before="130" w:beforeAutospacing="0" w:line="168" w:lineRule="auto"/>
+        <w:pBdr/>
+        <w:spacing w:before="101" w:beforeAutospacing="0" w:line="168" w:lineRule="auto"/>
         <w:ind/>
         <w:rPr/>
       </w:pPr>
@@ -1519,7 +1563,7 @@
     </w:p>
     <w:p>
       <w:pPr>
-        <w:pStyle w:val="946"/>
+        <w:pStyle w:val="948"/>
         <w:numPr>
           <w:ilvl w:val="0"/>
           <w:numId w:val="26"/>
@@ -1742,7 +1786,7 @@
           <w:szCs w:val="20"/>
           <w:lang w:val="en-US"/>
         </w:rPr>
-        <w:t xml:space="preserve">                                                              Mar. 2024</w:t>
+        <w:t xml:space="preserve">                                                                               Mar. 2024</w:t>
       </w:r>
       <w:r>
         <w:rPr>
@@ -1761,7 +1805,7 @@
     </w:p>
     <w:p>
       <w:pPr>
-        <w:pStyle w:val="946"/>
+        <w:pStyle w:val="948"/>
         <w:numPr>
           <w:ilvl w:val="0"/>
           <w:numId w:val="26"/>
@@ -1787,68 +1831,12 @@
       </w:r>
       <w:r>
         <w:rPr>
-          <w:sz w:val="20"/>
-          <w:szCs w:val="20"/>
-        </w:rPr>
-        <w:t xml:space="preserve">First</w:t>
-      </w:r>
-      <w:r>
-        <w:rPr>
-          <w:sz w:val="20"/>
-          <w:szCs w:val="20"/>
-        </w:rPr>
-        <w:t xml:space="preserve"> </w:t>
-      </w:r>
-      <w:r>
-        <w:rPr>
-          <w:sz w:val="20"/>
-          <w:szCs w:val="20"/>
-        </w:rPr>
-        <w:t xml:space="preserve">prize</w:t>
-      </w:r>
-      <w:r>
-        <w:rPr>
-          <w:sz w:val="20"/>
-          <w:szCs w:val="20"/>
-        </w:rPr>
-        <w:t xml:space="preserve"> </w:t>
-      </w:r>
-      <w:r>
-        <w:rPr>
-          <w:sz w:val="20"/>
-          <w:szCs w:val="20"/>
-        </w:rPr>
-        <w:t xml:space="preserve">in</w:t>
-      </w:r>
-      <w:r>
-        <w:rPr>
-          <w:sz w:val="20"/>
-          <w:szCs w:val="20"/>
-        </w:rPr>
-        <w:t xml:space="preserve"> </w:t>
-      </w:r>
-      <w:r>
-        <w:rPr>
-          <w:sz w:val="20"/>
-          <w:szCs w:val="20"/>
-        </w:rPr>
-        <w:t xml:space="preserve">TECHBIZ@SJP</w:t>
-      </w:r>
-      <w:r>
-        <w:rPr>
-          <w:sz w:val="20"/>
-          <w:szCs w:val="20"/>
-        </w:rPr>
-        <w:t xml:space="preserve"> </w:t>
-      </w:r>
-      <w:r>
-        <w:rPr>
           <w:b/>
           <w:bCs/>
           <w:sz w:val="20"/>
           <w:szCs w:val="20"/>
         </w:rPr>
-        <w:t xml:space="preserve">STATE </w:t>
+        <w:t xml:space="preserve">First</w:t>
       </w:r>
       <w:r>
         <w:rPr>
@@ -1857,7 +1845,7 @@
           <w:sz w:val="20"/>
           <w:szCs w:val="20"/>
         </w:rPr>
-        <w:t xml:space="preserve">Level</w:t>
+        <w:t xml:space="preserve"> </w:t>
       </w:r>
       <w:r>
         <w:rPr>
@@ -1866,6 +1854,41 @@
           <w:sz w:val="20"/>
           <w:szCs w:val="20"/>
         </w:rPr>
+        <w:t xml:space="preserve">prize</w:t>
+      </w:r>
+      <w:r>
+        <w:rPr>
+          <w:sz w:val="20"/>
+          <w:szCs w:val="20"/>
+        </w:rPr>
+        <w:t xml:space="preserve"> </w:t>
+      </w:r>
+      <w:r>
+        <w:rPr>
+          <w:sz w:val="20"/>
+          <w:szCs w:val="20"/>
+        </w:rPr>
+        <w:t xml:space="preserve">in</w:t>
+      </w:r>
+      <w:r>
+        <w:rPr>
+          <w:sz w:val="20"/>
+          <w:szCs w:val="20"/>
+        </w:rPr>
+        <w:t xml:space="preserve"> </w:t>
+      </w:r>
+      <w:r>
+        <w:rPr>
+          <w:sz w:val="20"/>
+          <w:szCs w:val="20"/>
+        </w:rPr>
+        <w:t xml:space="preserve">TECHBIZ@SJP</w:t>
+      </w:r>
+      <w:r>
+        <w:rPr>
+          <w:sz w:val="20"/>
+          <w:szCs w:val="20"/>
+        </w:rPr>
         <w:t xml:space="preserve"> </w:t>
       </w:r>
       <w:r>
@@ -1875,7 +1898,7 @@
           <w:sz w:val="20"/>
           <w:szCs w:val="20"/>
         </w:rPr>
-        <w:t xml:space="preserve">Inter-College</w:t>
+        <w:t xml:space="preserve">STATE </w:t>
       </w:r>
       <w:r>
         <w:rPr>
@@ -1884,7 +1907,7 @@
           <w:sz w:val="20"/>
           <w:szCs w:val="20"/>
         </w:rPr>
-        <w:t xml:space="preserve"> </w:t>
+        <w:t xml:space="preserve">Level</w:t>
       </w:r>
       <w:r>
         <w:rPr>
@@ -1893,6 +1916,33 @@
           <w:sz w:val="20"/>
           <w:szCs w:val="20"/>
         </w:rPr>
+        <w:t xml:space="preserve"> </w:t>
+      </w:r>
+      <w:r>
+        <w:rPr>
+          <w:b/>
+          <w:bCs/>
+          <w:sz w:val="20"/>
+          <w:szCs w:val="20"/>
+        </w:rPr>
+        <w:t xml:space="preserve">Inter-College</w:t>
+      </w:r>
+      <w:r>
+        <w:rPr>
+          <w:b/>
+          <w:bCs/>
+          <w:sz w:val="20"/>
+          <w:szCs w:val="20"/>
+        </w:rPr>
+        <w:t xml:space="preserve"> </w:t>
+      </w:r>
+      <w:r>
+        <w:rPr>
+          <w:b/>
+          <w:bCs/>
+          <w:sz w:val="20"/>
+          <w:szCs w:val="20"/>
+        </w:rPr>
         <w:t xml:space="preserve">coding</w:t>
       </w:r>
       <w:r>
@@ -1915,7 +1965,7 @@
           <w:szCs w:val="20"/>
           <w:lang w:val="en-US"/>
         </w:rPr>
-        <w:t xml:space="preserve">                                                        May. 2023</w:t>
+        <w:t xml:space="preserve">                                                                        May. 2023</w:t>
       </w:r>
       <w:r>
         <w:rPr>
@@ -1942,7 +1992,7 @@
     </w:p>
     <w:p>
       <w:pPr>
-        <w:pStyle w:val="946"/>
+        <w:pStyle w:val="948"/>
         <w:numPr>
           <w:ilvl w:val="0"/>
           <w:numId w:val="1"/>
@@ -2152,7 +2202,7 @@
           <w:szCs w:val="20"/>
           <w:lang w:val="en-US"/>
         </w:rPr>
-        <w:t xml:space="preserve">                                                          Feb. 2024</w:t>
+        <w:t xml:space="preserve">                                                                           Feb. 2024</w:t>
       </w:r>
       <w:r>
         <w:rPr>
@@ -2171,7 +2221,7 @@
     </w:p>
     <w:p>
       <w:pPr>
-        <w:pStyle w:val="946"/>
+        <w:pStyle w:val="948"/>
         <w:numPr>
           <w:ilvl w:val="0"/>
           <w:numId w:val="1"/>
@@ -2312,7 +2362,7 @@
           <w:szCs w:val="20"/>
           <w:lang w:val="en-US"/>
         </w:rPr>
-        <w:t xml:space="preserve">                                                                                                                           2021</w:t>
+        <w:t xml:space="preserve">                                                                                                                                               2021</w:t>
       </w:r>
       <w:r>
         <w:rPr>
@@ -2331,7 +2381,7 @@
     </w:p>
     <w:p>
       <w:pPr>
-        <w:pStyle w:val="946"/>
+        <w:pStyle w:val="948"/>
         <w:numPr>
           <w:ilvl w:val="0"/>
           <w:numId w:val="15"/>
@@ -2420,17 +2470,30 @@
           <w:sz w:val="20"/>
           <w:szCs w:val="20"/>
         </w:rPr>
-        <w:t xml:space="preserve">“Temporal</w:t>
-      </w:r>
-      <w:r>
-        <w:rPr>
+        <w:t xml:space="preserve">“</w:t>
+      </w:r>
+      <w:r>
+        <w:rPr>
+          <w:i/>
+          <w:iCs/>
           <w:sz w:val="20"/>
           <w:szCs w:val="20"/>
         </w:rPr>
+        <w:t xml:space="preserve">Temporal</w:t>
+      </w:r>
+      <w:r>
+        <w:rPr>
+          <w:i/>
+          <w:iCs/>
+          <w:sz w:val="20"/>
+          <w:szCs w:val="20"/>
+        </w:rPr>
         <w:t xml:space="preserve"> </w:t>
       </w:r>
       <w:r>
         <w:rPr>
+          <w:i/>
+          <w:iCs/>
           <w:sz w:val="20"/>
           <w:szCs w:val="20"/>
         </w:rPr>
@@ -2438,6 +2501,8 @@
       </w:r>
       <w:r>
         <w:rPr>
+          <w:i/>
+          <w:iCs/>
           <w:sz w:val="20"/>
           <w:szCs w:val="20"/>
         </w:rPr>
@@ -2445,6 +2510,8 @@
       </w:r>
       <w:r>
         <w:rPr>
+          <w:i/>
+          <w:iCs/>
           <w:sz w:val="20"/>
           <w:szCs w:val="20"/>
         </w:rPr>
@@ -2452,6 +2519,8 @@
       </w:r>
       <w:r>
         <w:rPr>
+          <w:i/>
+          <w:iCs/>
           <w:sz w:val="20"/>
           <w:szCs w:val="20"/>
         </w:rPr>
@@ -2461,6 +2530,8 @@
         <w:rPr>
           <w:b/>
           <w:bCs/>
+          <w:i/>
+          <w:iCs/>
           <w:sz w:val="20"/>
           <w:szCs w:val="20"/>
         </w:rPr>
@@ -2470,6 +2541,8 @@
         <w:rPr>
           <w:b/>
           <w:bCs/>
+          <w:i/>
+          <w:iCs/>
           <w:sz w:val="20"/>
           <w:szCs w:val="20"/>
         </w:rPr>
@@ -2479,6 +2552,8 @@
         <w:rPr>
           <w:b/>
           <w:bCs/>
+          <w:i/>
+          <w:iCs/>
           <w:sz w:val="20"/>
           <w:szCs w:val="20"/>
         </w:rPr>
@@ -2488,6 +2563,8 @@
         <w:rPr>
           <w:b/>
           <w:bCs/>
+          <w:i/>
+          <w:iCs/>
           <w:sz w:val="20"/>
           <w:szCs w:val="20"/>
         </w:rPr>
@@ -2497,6 +2574,8 @@
         <w:rPr>
           <w:b/>
           <w:bCs/>
+          <w:i/>
+          <w:iCs/>
           <w:sz w:val="20"/>
           <w:szCs w:val="20"/>
         </w:rPr>
@@ -2504,6 +2583,8 @@
       </w:r>
       <w:r>
         <w:rPr>
+          <w:i/>
+          <w:iCs/>
           <w:sz w:val="20"/>
           <w:szCs w:val="20"/>
         </w:rPr>
@@ -2511,6 +2592,8 @@
       </w:r>
       <w:r>
         <w:rPr>
+          <w:i/>
+          <w:iCs/>
           <w:sz w:val="20"/>
           <w:szCs w:val="20"/>
         </w:rPr>
@@ -2518,10 +2601,19 @@
       </w:r>
       <w:r>
         <w:rPr>
+          <w:i/>
+          <w:iCs/>
           <w:sz w:val="20"/>
           <w:szCs w:val="20"/>
         </w:rPr>
-        <w:t xml:space="preserve"> Software                                   Aug. 2020 - Dec. 2024                     </w:t>
+        <w:t xml:space="preserve"> Software</w:t>
+      </w:r>
+      <w:r>
+        <w:rPr>
+          <w:sz w:val="20"/>
+          <w:szCs w:val="20"/>
+        </w:rPr>
+        <w:t xml:space="preserve">                                       Aug. 2020 - Dec. 2024                     </w:t>
       </w:r>
       <w:r>
         <w:rPr>
@@ -2555,6 +2647,8 @@
       </w:pPr>
       <w:r>
         <w:rPr>
+          <w:i/>
+          <w:iCs/>
           <w:sz w:val="20"/>
           <w:szCs w:val="20"/>
         </w:rPr>
@@ -2562,6 +2656,8 @@
       </w:r>
       <w:r>
         <w:rPr>
+          <w:i/>
+          <w:iCs/>
           <w:sz w:val="20"/>
           <w:szCs w:val="20"/>
         </w:rPr>
@@ -2569,6 +2665,8 @@
       </w:r>
       <w:r>
         <w:rPr>
+          <w:i/>
+          <w:iCs/>
           <w:sz w:val="20"/>
           <w:szCs w:val="20"/>
         </w:rPr>
@@ -2576,6 +2674,8 @@
       </w:r>
       <w:r>
         <w:rPr>
+          <w:i/>
+          <w:iCs/>
           <w:sz w:val="20"/>
           <w:szCs w:val="20"/>
         </w:rPr>
@@ -2583,6 +2683,8 @@
       </w:r>
       <w:r>
         <w:rPr>
+          <w:i/>
+          <w:iCs/>
           <w:sz w:val="20"/>
           <w:szCs w:val="20"/>
         </w:rPr>
@@ -2590,6 +2692,8 @@
       </w:r>
       <w:r>
         <w:rPr>
+          <w:i/>
+          <w:iCs/>
           <w:sz w:val="20"/>
           <w:szCs w:val="20"/>
         </w:rPr>
@@ -2597,10 +2701,19 @@
       </w:r>
       <w:r>
         <w:rPr>
+          <w:i/>
+          <w:iCs/>
           <w:sz w:val="20"/>
           <w:szCs w:val="20"/>
         </w:rPr>
-        <w:t xml:space="preserve">Learning”</w:t>
+        <w:t xml:space="preserve">Learning</w:t>
+      </w:r>
+      <w:r>
+        <w:rPr>
+          <w:sz w:val="20"/>
+          <w:szCs w:val="20"/>
+        </w:rPr>
+        <w:t xml:space="preserve">”</w:t>
       </w:r>
       <w:r>
         <w:rPr>
@@ -2785,7 +2898,7 @@
           <w:szCs w:val="20"/>
         </w:rPr>
       </w:r>
-      <w:hyperlink r:id="rId13" w:tooltip="https://www.researchgate.net/publication/387649202_Temporal_Analysis_and_Common_Weakness_Enumeration_CWE_Code_Prediction_for_Software_Vulnerabilities_using_Machine_Learning" w:history="1">
+      <w:hyperlink r:id="rId14" w:tooltip="https://www.researchgate.net/publication/387649202_Temporal_Analysis_and_Common_Weakness_Enumeration_CWE_Code_Prediction_for_Software_Vulnerabilities_using_Machine_Learning" w:history="1">
         <w:r>
           <w:rPr>
             <w:i w:val="0"/>
@@ -2828,7 +2941,7 @@
     </w:p>
     <w:p>
       <w:pPr>
-        <w:pStyle w:val="946"/>
+        <w:pStyle w:val="948"/>
         <w:numPr>
           <w:ilvl w:val="0"/>
           <w:numId w:val="1"/>
@@ -3094,7 +3207,7 @@
           <w:szCs w:val="20"/>
           <w:lang w:val="en-US"/>
         </w:rPr>
-        <w:t xml:space="preserve">                                       Nov. 2024</w:t>
+        <w:t xml:space="preserve">                                                        Nov. 2024</w:t>
       </w:r>
       <w:r>
         <w:rPr>
@@ -3276,14 +3389,14 @@
           <w:smallCaps/>
           <w:spacing w:val="-2"/>
         </w:rPr>
-        <w:t xml:space="preserve">rojects                                                                                                                                                    github:</w:t>
+        <w:t xml:space="preserve">rojects                                                                                                                                                                                         github:</w:t>
       </w:r>
       <w:r>
         <w:rPr>
           <w:sz w:val="20"/>
           <w:szCs w:val="20"/>
           <w:highlight w:val="none"/>
-          <w:u w:val="single"/>
+          <w:u w:val="none"/>
           <w14:ligatures w14:val="none"/>
         </w:rPr>
         <w:t xml:space="preserve">ksurajsing</w:t>
@@ -3293,7 +3406,7 @@
           <w:sz w:val="20"/>
           <w:szCs w:val="20"/>
           <w:highlight w:val="none"/>
-          <w:u w:val="single"/>
+          <w:u w:val="none"/>
           <w14:ligatures w14:val="none"/>
         </w:rPr>
         <w:t xml:space="preserve">h</w:t>
@@ -3303,27 +3416,17 @@
           <w:sz w:val="20"/>
           <w:szCs w:val="20"/>
           <w:highlight w:val="none"/>
-          <w:u w:val="single"/>
+          <w:u w:val="none"/>
           <w14:ligatures w14:val="none"/>
         </w:rPr>
-        <w:t xml:space="preserve">/&lt;project-</w:t>
+        <w:t xml:space="preserve">/&lt;below-name</w:t>
       </w:r>
       <w:r>
         <w:rPr>
           <w:sz w:val="20"/>
           <w:szCs w:val="20"/>
           <w:highlight w:val="none"/>
-          <w:u w:val="single"/>
-          <w14:ligatures w14:val="none"/>
-        </w:rPr>
-        <w:t xml:space="preserve">name</w:t>
-      </w:r>
-      <w:r>
-        <w:rPr>
-          <w:sz w:val="20"/>
-          <w:szCs w:val="20"/>
-          <w:highlight w:val="none"/>
-          <w:u w:val="single"/>
+          <w:u w:val="none"/>
           <w14:ligatures w14:val="none"/>
         </w:rPr>
         <w:t xml:space="preserve">&gt;</w:t>
@@ -3356,9 +3459,9 @@
           <w:right w:val="none" w:color="000000" w:sz="4" w:space="0"/>
         </w:pBdr>
         <w:tabs>
-          <w:tab w:val="left" w:leader="none" w:pos="8582"/>
+          <w:tab w:val="left" w:leader="none" w:pos="695"/>
         </w:tabs>
-        <w:spacing w:before="72" w:beforeAutospacing="0"/>
+        <w:spacing w:after="0" w:before="72" w:beforeAutospacing="0" w:line="240" w:lineRule="auto"/>
         <w:ind w:right="0" w:firstLine="0" w:left="0"/>
         <w:jc w:val="left"/>
         <w:rPr>
@@ -3479,7 +3582,7 @@
           <w:b/>
           <w:sz w:val="20"/>
         </w:rPr>
-        <w:t xml:space="preserve">     Bat </w:t>
+        <w:t xml:space="preserve"> Bat </w:t>
       </w:r>
       <w:r>
         <w:rPr>
@@ -3510,7 +3613,7 @@
       <w:r>
         <w:t xml:space="preserve"> </w:t>
       </w:r>
-      <w:hyperlink r:id="rId14" w:tooltip="https://github.com/ksurajsingh/emergency" w:history="1">
+      <w:hyperlink r:id="rId15" w:tooltip="https://github.com/ksurajsingh/emergency" w:history="1">
         <w:r>
           <w:rPr>
             <w:rFonts w:ascii="Times New Roman" w:hAnsi="Times New Roman"/>
@@ -3520,7 +3623,7 @@
             <w:sz w:val="20"/>
             <w:szCs w:val="20"/>
           </w:rPr>
-          <w:t xml:space="preserve">                                                                          </w:t>
+          <w:t xml:space="preserve">                                                                               </w:t>
         </w:r>
         <w:r>
           <w:rPr>
@@ -3538,44 +3641,61 @@
           <w:i/>
           <w:sz w:val="20"/>
         </w:rPr>
-        <w:t xml:space="preserve">     Feb.</w:t>
-      </w:r>
-      <w:r>
-        <w:rPr>
-          <w:sz w:val="22"/>
+        <w:t xml:space="preserve">     </w:t>
+      </w:r>
+      <w:r>
+        <w:rPr>
+          <w:sz w:val="20"/>
+          <w:szCs w:val="20"/>
+          <w:lang w:val="en-US"/>
+        </w:rPr>
+        <w:t xml:space="preserve">Feb.</w:t>
+      </w:r>
+      <w:r>
+        <w:rPr>
+          <w:sz w:val="20"/>
+          <w:szCs w:val="20"/>
+          <w:lang w:val="en-US"/>
         </w:rPr>
         <w:t xml:space="preserve"> </w:t>
       </w:r>
       <w:r>
         <w:rPr>
-          <w:sz w:val="22"/>
+          <w:sz w:val="20"/>
+          <w:szCs w:val="20"/>
+          <w:lang w:val="en-US"/>
         </w:rPr>
         <w:t xml:space="preserve">2025</w:t>
       </w:r>
       <w:r>
         <w:rPr>
-          <w:spacing w:val="-7"/>
-          <w:sz w:val="22"/>
+          <w:sz w:val="20"/>
+          <w:szCs w:val="20"/>
+          <w:lang w:val="en-US"/>
         </w:rPr>
         <w:t xml:space="preserve"> </w:t>
       </w:r>
       <w:r>
         <w:rPr>
-          <w:sz w:val="22"/>
+          <w:sz w:val="20"/>
+          <w:szCs w:val="20"/>
+          <w:lang w:val="en-US"/>
         </w:rPr>
         <w:t xml:space="preserve">–</w:t>
       </w:r>
       <w:r>
         <w:rPr>
-          <w:spacing w:val="-8"/>
-          <w:sz w:val="22"/>
+          <w:sz w:val="20"/>
+          <w:szCs w:val="20"/>
+          <w:lang w:val="en-US"/>
         </w:rPr>
         <w:t xml:space="preserve"> </w:t>
       </w:r>
       <w:r>
         <w:rPr>
-          <w:spacing w:val="-2"/>
-          <w:sz w:val="22"/>
+          <w:sz w:val="20"/>
+          <w:szCs w:val="20"/>
+          <w:lang w:val="en-US"/>
         </w:rPr>
         <w:t xml:space="preserve">Present</w:t>
       </w:r>
@@ -3703,7 +3823,7 @@
     </w:p>
     <w:p>
       <w:pPr>
-        <w:pStyle w:val="946"/>
+        <w:pStyle w:val="948"/>
         <w:numPr>
           <w:ilvl w:val="0"/>
           <w:numId w:val="8"/>
@@ -3783,7 +3903,7 @@
     </w:p>
     <w:p>
       <w:pPr>
-        <w:pStyle w:val="946"/>
+        <w:pStyle w:val="948"/>
         <w:numPr>
           <w:ilvl w:val="0"/>
           <w:numId w:val="8"/>
@@ -3830,7 +3950,7 @@
     </w:p>
     <w:p>
       <w:pPr>
-        <w:pStyle w:val="946"/>
+        <w:pStyle w:val="948"/>
         <w:numPr>
           <w:ilvl w:val="0"/>
           <w:numId w:val="8"/>
@@ -3886,7 +4006,7 @@
     </w:p>
     <w:p>
       <w:pPr>
-        <w:pStyle w:val="946"/>
+        <w:pStyle w:val="948"/>
         <w:numPr>
           <w:ilvl w:val="0"/>
           <w:numId w:val="8"/>
@@ -3949,7 +4069,7 @@
     </w:p>
     <w:p>
       <w:pPr>
-        <w:pStyle w:val="946"/>
+        <w:pStyle w:val="948"/>
         <w:numPr>
           <w:ilvl w:val="0"/>
           <w:numId w:val="8"/>
@@ -4012,9 +4132,9 @@
           <w:right w:val="none" w:color="000000" w:sz="4" w:space="0"/>
         </w:pBdr>
         <w:tabs>
-          <w:tab w:val="left" w:leader="none" w:pos="8582"/>
+          <w:tab w:val="left" w:leader="none" w:pos="695"/>
         </w:tabs>
-        <w:spacing w:before="72" w:beforeAutospacing="0"/>
+        <w:spacing w:after="0" w:before="72" w:beforeAutospacing="0" w:line="240" w:lineRule="auto"/>
         <w:ind w:right="0" w:firstLine="0" w:left="0"/>
         <w:jc w:val="left"/>
         <w:rPr>
@@ -4027,18 +4147,11 @@
       <w:r>
         <w:rPr>
           <w:b/>
-          <w:sz w:val="20"/>
-        </w:rPr>
-        <w:t xml:space="preserve">  </w:t>
-      </w:r>
-      <w:r>
-        <w:rPr>
-          <w:b/>
           <w:bCs/>
           <w:i/>
           <w:iCs/>
         </w:rPr>
-        <w:t xml:space="preserve"> CLI </w:t>
+        <w:t xml:space="preserve">CLI </w:t>
       </w:r>
       <w:r>
         <w:rPr>
@@ -4085,9 +4198,9 @@
           <w:spacing w:val="35"/>
           <w:sz w:val="20"/>
         </w:rPr>
-        <w:t xml:space="preserve">                                          </w:t>
-      </w:r>
-      <w:hyperlink r:id="rId15" w:tooltip="https://github.com/ksurajsingh/dot-files" w:history="1">
+        <w:t xml:space="preserve">                                              </w:t>
+      </w:r>
+      <w:hyperlink r:id="rId16" w:tooltip="https://github.com/ksurajsingh/dot-files" w:history="1">
         <w:r>
           <w:rPr>
             <w:sz w:val="20"/>
@@ -4134,47 +4247,61 @@
           <w:spacing w:val="-2"/>
           <w:sz w:val="22"/>
         </w:rPr>
-        <w:t xml:space="preserve">   May</w:t>
-      </w:r>
-      <w:r>
-        <w:rPr>
-          <w:spacing w:val="-3"/>
-          <w:sz w:val="22"/>
+        <w:t xml:space="preserve">  </w:t>
+      </w:r>
+      <w:r>
+        <w:rPr>
+          <w:sz w:val="20"/>
+          <w:szCs w:val="20"/>
+          <w:lang w:val="en-US"/>
+        </w:rPr>
+        <w:t xml:space="preserve"> May</w:t>
+      </w:r>
+      <w:r>
+        <w:rPr>
+          <w:sz w:val="20"/>
+          <w:szCs w:val="20"/>
+          <w:lang w:val="en-US"/>
         </w:rPr>
         <w:t xml:space="preserve"> </w:t>
       </w:r>
       <w:r>
         <w:rPr>
-          <w:spacing w:val="-2"/>
-          <w:sz w:val="22"/>
+          <w:sz w:val="20"/>
+          <w:szCs w:val="20"/>
+          <w:lang w:val="en-US"/>
         </w:rPr>
         <w:t xml:space="preserve">2018 –</w:t>
       </w:r>
       <w:r>
         <w:rPr>
-          <w:spacing w:val="-3"/>
-          <w:sz w:val="22"/>
+          <w:sz w:val="20"/>
+          <w:szCs w:val="20"/>
+          <w:lang w:val="en-US"/>
         </w:rPr>
         <w:t xml:space="preserve"> </w:t>
       </w:r>
       <w:r>
         <w:rPr>
-          <w:spacing w:val="-2"/>
-          <w:sz w:val="22"/>
+          <w:sz w:val="20"/>
+          <w:szCs w:val="20"/>
+          <w:lang w:val="en-US"/>
         </w:rPr>
         <w:t xml:space="preserve">May</w:t>
       </w:r>
       <w:r>
         <w:rPr>
-          <w:spacing w:val="-3"/>
-          <w:sz w:val="22"/>
+          <w:sz w:val="20"/>
+          <w:szCs w:val="20"/>
+          <w:lang w:val="en-US"/>
         </w:rPr>
         <w:t xml:space="preserve"> </w:t>
       </w:r>
       <w:r>
         <w:rPr>
-          <w:spacing w:val="-4"/>
-          <w:sz w:val="22"/>
+          <w:sz w:val="20"/>
+          <w:szCs w:val="20"/>
+          <w:lang w:val="en-US"/>
         </w:rPr>
         <w:t xml:space="preserve">2020</w:t>
       </w:r>
@@ -4197,7 +4324,7 @@
     </w:p>
     <w:p>
       <w:pPr>
-        <w:pStyle w:val="946"/>
+        <w:pStyle w:val="948"/>
         <w:numPr>
           <w:ilvl w:val="0"/>
           <w:numId w:val="8"/>
@@ -4260,7 +4387,7 @@
     </w:p>
     <w:p>
       <w:pPr>
-        <w:pStyle w:val="946"/>
+        <w:pStyle w:val="948"/>
         <w:numPr>
           <w:ilvl w:val="0"/>
           <w:numId w:val="8"/>
@@ -4323,7 +4450,7 @@
     </w:p>
     <w:p>
       <w:pPr>
-        <w:pStyle w:val="946"/>
+        <w:pStyle w:val="948"/>
         <w:numPr>
           <w:ilvl w:val="0"/>
           <w:numId w:val="8"/>
@@ -4379,7 +4506,7 @@
     </w:p>
     <w:p>
       <w:pPr>
-        <w:pStyle w:val="946"/>
+        <w:pStyle w:val="948"/>
         <w:numPr>
           <w:ilvl w:val="0"/>
           <w:numId w:val="8"/>
@@ -4451,7 +4578,7 @@
     </w:p>
     <w:p>
       <w:pPr>
-        <w:pStyle w:val="946"/>
+        <w:pStyle w:val="948"/>
         <w:numPr>
           <w:ilvl w:val="0"/>
           <w:numId w:val="8"/>
@@ -4507,7 +4634,7 @@
     </w:p>
     <w:p>
       <w:pPr>
-        <w:pStyle w:val="946"/>
+        <w:pStyle w:val="948"/>
         <w:numPr>
           <w:ilvl w:val="0"/>
           <w:numId w:val="8"/>
@@ -4577,9 +4704,9 @@
           <w:right w:val="none" w:color="000000" w:sz="4" w:space="0"/>
         </w:pBdr>
         <w:tabs>
-          <w:tab w:val="left" w:leader="none" w:pos="8582"/>
+          <w:tab w:val="left" w:leader="none" w:pos="695"/>
         </w:tabs>
-        <w:spacing w:before="72" w:beforeAutospacing="0"/>
+        <w:spacing w:after="0" w:before="72" w:beforeAutospacing="0" w:line="240" w:lineRule="auto"/>
         <w:ind w:right="0" w:firstLine="0" w:left="0"/>
         <w:jc w:val="left"/>
         <w:rPr>
@@ -4598,7 +4725,7 @@
           <w:b/>
           <w:bCs/>
         </w:rPr>
-        <w:t xml:space="preserve">   CertiCrypt |</w:t>
+        <w:t xml:space="preserve">CertiCrypt |</w:t>
       </w:r>
       <w:r>
         <w:rPr>
@@ -4618,19 +4745,9 @@
           <w:highlight w:val="none"/>
           <w:lang w:val="en-US"/>
         </w:rPr>
-        <w:t xml:space="preserve">[stable] v0.3.0                                                                                                                      </w:t>
-      </w:r>
-      <w:r>
-        <w:rPr>
-          <w:sz w:val="20"/>
-          <w:szCs w:val="20"/>
-          <w:highlight w:val="none"/>
-          <w:u w:val="single"/>
-          <w14:ligatures w14:val="none"/>
-        </w:rPr>
-        <w:t xml:space="preserve"> </w:t>
-      </w:r>
-      <w:hyperlink r:id="rId16" w:tooltip="https://github.com/ksurajsingh/certicrypt" w:history="1">
+        <w:t xml:space="preserve">[stable] v0.3.0                                                                                                                                 </w:t>
+      </w:r>
+      <w:hyperlink r:id="rId17" w:tooltip="https://github.com/ksurajsingh/certicrypt" w:history="1">
         <w:r>
           <w:rPr>
             <w:sz w:val="20"/>
@@ -4648,7 +4765,15 @@
           <w:sz w:val="22"/>
           <w:szCs w:val="22"/>
         </w:rPr>
-        <w:t xml:space="preserve">   June 2025 - present</w:t>
+        <w:t xml:space="preserve">     </w:t>
+      </w:r>
+      <w:r>
+        <w:rPr>
+          <w:sz w:val="20"/>
+          <w:szCs w:val="20"/>
+          <w:lang w:val="en-US"/>
+        </w:rPr>
+        <w:t xml:space="preserve"> June 2025 - present</w:t>
       </w:r>
       <w:r>
         <w:rPr>
@@ -4663,7 +4788,7 @@
     </w:p>
     <w:p>
       <w:pPr>
-        <w:pStyle w:val="946"/>
+        <w:pStyle w:val="948"/>
         <w:numPr>
           <w:ilvl w:val="0"/>
           <w:numId w:val="8"/>
@@ -4692,13 +4817,28 @@
           <w:sz w:val="20"/>
           <w:szCs w:val="20"/>
         </w:rPr>
-        <w:t xml:space="preserve">CryptoGrahically Certified Academic Records</w:t>
-      </w:r>
-      <w:r>
+        <w:t xml:space="preserve">Academic-Records visualization on </w:t>
+      </w:r>
+      <w:r>
+        <w:rPr>
+          <w:b/>
+          <w:bCs/>
+          <w:sz w:val="20"/>
+          <w:szCs w:val="20"/>
+        </w:rPr>
+        <w:t xml:space="preserve">Blockchain</w:t>
+      </w:r>
+      <w:r>
+        <w:rPr>
+          <w:b w:val="0"/>
+          <w:bCs w:val="0"/>
+        </w:rPr>
         <w:t xml:space="preserve">                                                                                                                                             </w:t>
       </w:r>
       <w:r>
         <w:rPr>
+          <w:b w:val="0"/>
+          <w:bCs w:val="0"/>
           <w:spacing w:val="-2"/>
           <w:sz w:val="22"/>
           <w:szCs w:val="22"/>
@@ -4731,9 +4871,9 @@
           <w:right w:val="none" w:color="000000" w:sz="4" w:space="0"/>
         </w:pBdr>
         <w:tabs>
-          <w:tab w:val="left" w:leader="none" w:pos="8582"/>
+          <w:tab w:val="left" w:leader="none" w:pos="695"/>
         </w:tabs>
-        <w:spacing w:before="72" w:beforeAutospacing="0"/>
+        <w:spacing w:after="0" w:before="72" w:beforeAutospacing="0" w:line="240" w:lineRule="auto"/>
         <w:ind w:right="0" w:firstLine="0" w:left="0"/>
         <w:jc w:val="left"/>
         <w:rPr>
@@ -4743,6 +4883,27 @@
           <w14:ligatures w14:val="none"/>
         </w:rPr>
       </w:pPr>
+      <w:r>
+        <w:rPr>
+          <w:b/>
+          <w:bCs/>
+        </w:rPr>
+        <w:t xml:space="preserve">Shadow_</w:t>
+      </w:r>
+      <w:r>
+        <w:rPr>
+          <w:b/>
+          <w:bCs/>
+        </w:rPr>
+        <w:t xml:space="preserve">Clone</w:t>
+      </w:r>
+      <w:r>
+        <w:rPr>
+          <w:b/>
+          <w:bCs/>
+        </w:rPr>
+        <w:t xml:space="preserve"> |</w:t>
+      </w:r>
       <w:r>
         <w:rPr>
           <w:rFonts w:ascii="Times New Roman" w:hAnsi="Times New Roman"/>
@@ -4751,31 +4912,16 @@
           <w:spacing w:val="35"/>
           <w:sz w:val="20"/>
           <w:szCs w:val="20"/>
+        </w:rPr>
+        <w:t xml:space="preserve"> </w:t>
+      </w:r>
+      <w:r>
+        <w:rPr>
+          <w:sz w:val="20"/>
+          <w:szCs w:val="20"/>
           <w:highlight w:val="none"/>
-          <w:lang w:val="en-US"/>
-        </w:rPr>
-        <w:t xml:space="preserve">  </w:t>
-      </w:r>
-      <w:r>
-        <w:rPr>
-          <w:b/>
-          <w:bCs/>
-        </w:rPr>
-        <w:t xml:space="preserve">Shadow_</w:t>
-      </w:r>
-      <w:r>
-        <w:rPr>
-          <w:b/>
-          <w:bCs/>
-        </w:rPr>
-        <w:t xml:space="preserve">Clone</w:t>
-      </w:r>
-      <w:r>
-        <w:rPr>
-          <w:b/>
-          <w:bCs/>
-        </w:rPr>
-        <w:t xml:space="preserve"> |</w:t>
+        </w:rPr>
+        <w:t xml:space="preserve">  [mature] v0.1.0 </w:t>
       </w:r>
       <w:r>
         <w:rPr>
@@ -4786,28 +4932,9 @@
           <w:sz w:val="20"/>
           <w:szCs w:val="20"/>
         </w:rPr>
-        <w:t xml:space="preserve"> </w:t>
-      </w:r>
-      <w:r>
-        <w:rPr>
-          <w:sz w:val="20"/>
-          <w:szCs w:val="20"/>
-          <w:highlight w:val="none"/>
-        </w:rPr>
-        <w:t xml:space="preserve">  [mature] v0.1.0 </w:t>
-      </w:r>
-      <w:r>
-        <w:rPr>
-          <w:rFonts w:ascii="Times New Roman" w:hAnsi="Times New Roman"/>
-          <w:i/>
-          <w:iCs/>
-          <w:spacing w:val="35"/>
-          <w:sz w:val="20"/>
-          <w:szCs w:val="20"/>
-        </w:rPr>
-        <w:t xml:space="preserve">                                                  </w:t>
-      </w:r>
-      <w:hyperlink r:id="rId17" w:tooltip="https://github.com/ksurajsingh/shadow_clone" w:history="1">
+        <w:t xml:space="preserve">                                                        </w:t>
+      </w:r>
+      <w:hyperlink r:id="rId18" w:tooltip="https://github.com/ksurajsingh/shadow_clone" w:history="1">
         <w:r>
           <w:rPr>
             <w:sz w:val="20"/>
@@ -4860,6 +4987,7 @@
         <w:rPr>
           <w:sz w:val="20"/>
           <w:szCs w:val="20"/>
+          <w:lang w:val="en-US"/>
         </w:rPr>
         <w:t xml:space="preserve">May. 2025 - presen</w:t>
       </w:r>
@@ -4867,6 +4995,7 @@
         <w:rPr>
           <w:sz w:val="20"/>
           <w:szCs w:val="20"/>
+          <w:lang w:val="en-US"/>
         </w:rPr>
         <w:t xml:space="preserve">t</w:t>
       </w:r>
@@ -4897,7 +5026,7 @@
     </w:p>
     <w:p>
       <w:pPr>
-        <w:pStyle w:val="946"/>
+        <w:pStyle w:val="948"/>
         <w:numPr>
           <w:ilvl w:val="0"/>
           <w:numId w:val="8"/>
@@ -4929,6 +5058,8 @@
       </w:r>
       <w:r>
         <w:rPr>
+          <w:b/>
+          <w:bCs/>
           <w:sz w:val="20"/>
           <w:szCs w:val="20"/>
         </w:rPr>
@@ -4946,7 +5077,16 @@
           <w:sz w:val="20"/>
           <w:szCs w:val="20"/>
         </w:rPr>
-        <w:t xml:space="preserve"> two display compositors</w:t>
+        <w:t xml:space="preserve"> </w:t>
+      </w:r>
+      <w:r>
+        <w:rPr>
+          <w:b/>
+          <w:bCs/>
+          <w:sz w:val="20"/>
+          <w:szCs w:val="20"/>
+        </w:rPr>
+        <w:t xml:space="preserve">two display compositors</w:t>
       </w:r>
       <w:r>
         <w:rPr>
@@ -4961,7 +5101,7 @@
           <w:szCs w:val="20"/>
           <w:lang w:val="en-US"/>
         </w:rPr>
-        <w:t xml:space="preserve">                           </w:t>
+        <w:t xml:space="preserve">    </w:t>
       </w:r>
       <w:r>
         <w:rPr>
@@ -4980,21 +5120,23 @@
     </w:p>
     <w:p>
       <w:pPr>
-        <w:pStyle w:val="943"/>
-        <w:pBdr/>
-        <w:spacing w:before="0" w:line="239" w:lineRule="exact"/>
+        <w:pStyle w:val="945"/>
+        <w:pBdr/>
+        <w:spacing w:before="130" w:beforeAutospacing="0" w:line="239" w:lineRule="exact"/>
         <w:ind w:firstLine="0" w:left="216"/>
+        <w:rPr>
+          <w:b w:val="0"/>
+          <w:bCs w:val="0"/>
+          <w:highlight w:val="none"/>
+          <w:lang w:val="en-US"/>
+          <w14:ligatures w14:val="none"/>
+        </w:rPr>
+      </w:pPr>
+      <w:r>
         <w:rPr>
           <w:b/>
           <w:bCs/>
-          <w:highlight w:val="none"/>
-          <w14:ligatures w14:val="none"/>
-        </w:rPr>
-      </w:pPr>
-      <w:r>
-        <w:rPr>
-          <w:b/>
-          <w:bCs/>
+          <w:u w:val="single"/>
         </w:rPr>
         <w:t xml:space="preserve">Certificates</w:t>
       </w:r>
@@ -5045,24 +5187,26 @@
       </w:r>
       <w:r>
         <w:rPr>
-          <w:b/>
-          <w:bCs/>
+          <w:b w:val="0"/>
+          <w:bCs w:val="0"/>
           <w:highlight w:val="none"/>
+          <w:lang w:val="en-US"/>
           <w14:ligatures w14:val="none"/>
         </w:rPr>
       </w:r>
       <w:r>
         <w:rPr>
-          <w:b/>
-          <w:bCs/>
+          <w:b w:val="0"/>
+          <w:bCs w:val="0"/>
           <w:highlight w:val="none"/>
+          <w:lang w:val="en-US"/>
           <w14:ligatures w14:val="none"/>
         </w:rPr>
       </w:r>
     </w:p>
     <w:p>
       <w:pPr>
-        <w:pStyle w:val="944"/>
+        <w:pStyle w:val="946"/>
         <w:pBdr/>
         <w:spacing w:before="130" w:beforeAutospacing="0" w:line="168" w:lineRule="auto"/>
         <w:ind/>
@@ -5089,12 +5233,22 @@
     </w:p>
     <w:p>
       <w:pPr>
-        <w:pBdr/>
+        <w:pStyle w:val="948"/>
+        <w:numPr>
+          <w:ilvl w:val="0"/>
+          <w:numId w:val="1"/>
+        </w:numPr>
+        <w:pBdr>
+          <w:top w:val="none" w:color="000000" w:sz="4" w:space="0"/>
+          <w:left w:val="none" w:color="000000" w:sz="4" w:space="0"/>
+          <w:bottom w:val="none" w:color="000000" w:sz="4" w:space="0"/>
+          <w:right w:val="none" w:color="000000" w:sz="4" w:space="0"/>
+        </w:pBdr>
         <w:tabs>
-          <w:tab w:val="left" w:leader="none" w:pos="9101"/>
+          <w:tab w:val="left" w:leader="none" w:pos="695"/>
         </w:tabs>
-        <w:spacing w:before="84"/>
-        <w:ind w:right="0" w:firstLine="0" w:left="215"/>
+        <w:spacing w:after="0" w:before="86" w:beforeAutospacing="0" w:line="240" w:lineRule="auto"/>
+        <w:ind w:right="0" w:hanging="185" w:left="695"/>
         <w:jc w:val="left"/>
         <w:rPr>
           <w:sz w:val="22"/>
@@ -5187,13 +5341,7 @@
         <w:rPr>
           <w:sz w:val="22"/>
         </w:rPr>
-        <w:t xml:space="preserve">                                                                            </w:t>
-      </w:r>
-      <w:r>
-        <w:rPr>
-          <w:sz w:val="22"/>
-        </w:rPr>
-        <w:t xml:space="preserve">             </w:t>
+        <w:t xml:space="preserve">                                                                                         </w:t>
       </w:r>
       <w:r>
         <w:rPr>
@@ -5208,9 +5356,16 @@
         <w:rPr>
           <w:sz w:val="22"/>
         </w:rPr>
-        <w:t xml:space="preserve">                   Bengaluru,  India</w:t>
-      </w:r>
-      <w:r/>
+        <w:t xml:space="preserve">                 </w:t>
+      </w:r>
+      <w:r>
+        <w:rPr>
+          <w:sz w:val="20"/>
+          <w:szCs w:val="20"/>
+          <w:lang w:val="en-US"/>
+        </w:rPr>
+        <w:t xml:space="preserve"> Bengaluru,  India</w:t>
+      </w:r>
       <w:r>
         <w:rPr>
           <w:sz w:val="22"/>
@@ -5224,12 +5379,22 @@
     </w:p>
     <w:p>
       <w:pPr>
-        <w:pBdr/>
+        <w:pStyle w:val="948"/>
+        <w:numPr>
+          <w:ilvl w:val="0"/>
+          <w:numId w:val="1"/>
+        </w:numPr>
+        <w:pBdr>
+          <w:top w:val="none" w:color="000000" w:sz="4" w:space="0"/>
+          <w:left w:val="none" w:color="000000" w:sz="4" w:space="0"/>
+          <w:bottom w:val="none" w:color="000000" w:sz="4" w:space="0"/>
+          <w:right w:val="none" w:color="000000" w:sz="4" w:space="0"/>
+        </w:pBdr>
         <w:tabs>
-          <w:tab w:val="left" w:leader="none" w:pos="8664"/>
+          <w:tab w:val="left" w:leader="none" w:pos="695"/>
         </w:tabs>
-        <w:spacing w:before="22"/>
-        <w:ind w:right="0" w:firstLine="0" w:left="216"/>
+        <w:spacing w:after="0" w:before="29" w:line="240" w:lineRule="auto"/>
+        <w:ind w:right="0" w:hanging="185" w:left="695"/>
         <w:jc w:val="left"/>
         <w:rPr>
           <w:i/>
@@ -5339,16 +5504,17 @@
       </w:r>
       <w:r>
         <w:rPr>
-          <w:i/>
-          <w:sz w:val="20"/>
-        </w:rPr>
-        <w:t xml:space="preserve">Dec. 2023 –</w:t>
-      </w:r>
-      <w:r>
-        <w:rPr>
-          <w:i/>
-          <w:spacing w:val="18"/>
-          <w:sz w:val="20"/>
+          <w:sz w:val="20"/>
+          <w:szCs w:val="20"/>
+          <w:lang w:val="en-US"/>
+        </w:rPr>
+        <w:t xml:space="preserve">                                                                          Dec. 2023 –</w:t>
+      </w:r>
+      <w:r>
+        <w:rPr>
+          <w:sz w:val="20"/>
+          <w:szCs w:val="20"/>
+          <w:lang w:val="en-US"/>
         </w:rPr>
         <w:t xml:space="preserve"> present</w:t>
       </w:r>
@@ -5367,12 +5533,22 @@
     </w:p>
     <w:p>
       <w:pPr>
-        <w:pBdr/>
+        <w:pStyle w:val="948"/>
+        <w:numPr>
+          <w:ilvl w:val="0"/>
+          <w:numId w:val="1"/>
+        </w:numPr>
+        <w:pBdr>
+          <w:top w:val="none" w:color="000000" w:sz="4" w:space="0"/>
+          <w:left w:val="none" w:color="000000" w:sz="4" w:space="0"/>
+          <w:bottom w:val="none" w:color="000000" w:sz="4" w:space="0"/>
+          <w:right w:val="none" w:color="000000" w:sz="4" w:space="0"/>
+        </w:pBdr>
         <w:tabs>
-          <w:tab w:val="left" w:leader="none" w:pos="9101"/>
+          <w:tab w:val="left" w:leader="none" w:pos="695"/>
         </w:tabs>
-        <w:spacing w:before="84"/>
-        <w:ind w:right="0" w:firstLine="0" w:left="215"/>
+        <w:spacing w:after="0" w:before="29" w:line="240" w:lineRule="auto"/>
+        <w:ind w:right="0" w:hanging="185" w:left="695"/>
         <w:jc w:val="left"/>
         <w:rPr>
           <w:sz w:val="22"/>
@@ -5383,13 +5559,7 @@
           <w:b/>
           <w:sz w:val="22"/>
         </w:rPr>
-        <w:t xml:space="preserve">VET BVL Polytechnic                                                                                                  </w:t>
-      </w:r>
-      <w:r>
-        <w:rPr>
-          <w:sz w:val="22"/>
-        </w:rPr>
-        <w:t xml:space="preserve">  </w:t>
+        <w:t xml:space="preserve">VET BVL Polytechnic                                                                                                    </w:t>
       </w:r>
       <w:r>
         <w:rPr>
@@ -5397,19 +5567,35 @@
           <w:iCs/>
           <w:sz w:val="18"/>
           <w:szCs w:val="18"/>
+          <w:u w:val="none"/>
         </w:rPr>
         <w:t xml:space="preserve">CGPA: 9.88</w:t>
       </w:r>
       <w:r>
         <w:rPr>
+          <w:i/>
+          <w:iCs/>
+          <w:sz w:val="18"/>
+          <w:szCs w:val="18"/>
+        </w:rPr>
+        <w:t xml:space="preserve"> </w:t>
+      </w:r>
+      <w:r>
+        <w:rPr>
           <w:sz w:val="22"/>
         </w:rPr>
-        <w:t xml:space="preserve">                   Bengaluru,  India</w:t>
-      </w:r>
-      <w:r/>
-      <w:r>
-        <w:rPr>
-          <w:b/>
+        <w:t xml:space="preserve">                 </w:t>
+      </w:r>
+      <w:r>
+        <w:rPr>
+          <w:sz w:val="20"/>
+          <w:szCs w:val="20"/>
+          <w:lang w:val="en-US"/>
+        </w:rPr>
+        <w:t xml:space="preserve"> Bengaluru,  India</w:t>
+      </w:r>
+      <w:r>
+        <w:rPr>
           <w:sz w:val="22"/>
         </w:rPr>
       </w:r>
@@ -5421,12 +5607,22 @@
     </w:p>
     <w:p>
       <w:pPr>
-        <w:pBdr/>
+        <w:pStyle w:val="948"/>
+        <w:numPr>
+          <w:ilvl w:val="0"/>
+          <w:numId w:val="1"/>
+        </w:numPr>
+        <w:pBdr>
+          <w:top w:val="none" w:color="000000" w:sz="4" w:space="0"/>
+          <w:left w:val="none" w:color="000000" w:sz="4" w:space="0"/>
+          <w:bottom w:val="none" w:color="000000" w:sz="4" w:space="0"/>
+          <w:right w:val="none" w:color="000000" w:sz="4" w:space="0"/>
+        </w:pBdr>
         <w:tabs>
-          <w:tab w:val="left" w:leader="none" w:pos="8664"/>
+          <w:tab w:val="left" w:leader="none" w:pos="695"/>
         </w:tabs>
-        <w:spacing w:before="22"/>
-        <w:ind w:right="0" w:firstLine="0" w:left="216"/>
+        <w:spacing w:after="0" w:before="29" w:line="240" w:lineRule="auto"/>
+        <w:ind w:right="0" w:hanging="185" w:left="695"/>
         <w:jc w:val="left"/>
         <w:rPr>
           <w:i/>
@@ -5448,58 +5644,69 @@
           <w:sz w:val="20"/>
         </w:rPr>
         <w:tab/>
+        <w:t xml:space="preserve">                                                                                       </w:t>
+      </w:r>
+      <w:r>
+        <w:rPr>
+          <w:sz w:val="20"/>
+          <w:szCs w:val="20"/>
+          <w:lang w:val="en-US"/>
+        </w:rPr>
         <w:t xml:space="preserve">Dec</w:t>
       </w:r>
       <w:r>
         <w:rPr>
-          <w:i/>
-          <w:sz w:val="20"/>
+          <w:sz w:val="20"/>
+          <w:szCs w:val="20"/>
+          <w:lang w:val="en-US"/>
         </w:rPr>
         <w:t xml:space="preserve">.</w:t>
       </w:r>
       <w:r>
         <w:rPr>
-          <w:i/>
-          <w:spacing w:val="37"/>
-          <w:sz w:val="20"/>
+          <w:sz w:val="20"/>
+          <w:szCs w:val="20"/>
+          <w:lang w:val="en-US"/>
         </w:rPr>
         <w:t xml:space="preserve"> </w:t>
       </w:r>
       <w:r>
         <w:rPr>
-          <w:i/>
-          <w:sz w:val="20"/>
+          <w:sz w:val="20"/>
+          <w:szCs w:val="20"/>
+          <w:lang w:val="en-US"/>
         </w:rPr>
         <w:t xml:space="preserve">2020</w:t>
       </w:r>
       <w:r>
         <w:rPr>
-          <w:i/>
-          <w:spacing w:val="18"/>
-          <w:sz w:val="20"/>
+          <w:sz w:val="20"/>
+          <w:szCs w:val="20"/>
+          <w:lang w:val="en-US"/>
         </w:rPr>
         <w:t xml:space="preserve"> </w:t>
       </w:r>
       <w:r>
         <w:rPr>
-          <w:i/>
-          <w:sz w:val="20"/>
+          <w:sz w:val="20"/>
+          <w:szCs w:val="20"/>
+          <w:lang w:val="en-US"/>
         </w:rPr>
         <w:t xml:space="preserve">–</w:t>
       </w:r>
       <w:r>
         <w:rPr>
-          <w:i/>
-          <w:spacing w:val="18"/>
-          <w:sz w:val="20"/>
+          <w:sz w:val="20"/>
+          <w:szCs w:val="20"/>
+          <w:lang w:val="en-US"/>
         </w:rPr>
         <w:t xml:space="preserve"> Apr. </w:t>
       </w:r>
       <w:r>
         <w:rPr>
-          <w:i/>
-          <w:spacing w:val="-4"/>
-          <w:sz w:val="20"/>
+          <w:sz w:val="20"/>
+          <w:szCs w:val="20"/>
+          <w:lang w:val="en-US"/>
         </w:rPr>
         <w:t xml:space="preserve">2023</w:t>
       </w:r>
@@ -5605,7 +5812,7 @@
       <w:pPr>
         <w:pBdr/>
         <w:spacing/>
-        <w:ind w:hanging="186" w:left="696"/>
+        <w:ind w:hanging="186" w:left="739"/>
       </w:pPr>
       <w:rPr>
         <w:rFonts w:hint="default" w:ascii="Arial" w:hAnsi="Arial" w:eastAsia="Arial" w:cs="Arial"/>
@@ -5623,7 +5830,7 @@
       <w:pPr>
         <w:pBdr/>
         <w:spacing/>
-        <w:ind w:hanging="186" w:left="1710"/>
+        <w:ind w:hanging="186" w:left="1753"/>
       </w:pPr>
       <w:rPr>
         <w:rFonts w:hint="default"/>
@@ -5640,7 +5847,7 @@
       <w:pPr>
         <w:pBdr/>
         <w:spacing/>
-        <w:ind w:hanging="186" w:left="2720"/>
+        <w:ind w:hanging="186" w:left="2763"/>
       </w:pPr>
       <w:rPr>
         <w:rFonts w:hint="default"/>
@@ -5657,7 +5864,7 @@
       <w:pPr>
         <w:pBdr/>
         <w:spacing/>
-        <w:ind w:hanging="186" w:left="3730"/>
+        <w:ind w:hanging="186" w:left="3773"/>
       </w:pPr>
       <w:rPr>
         <w:rFonts w:hint="default"/>
@@ -5674,7 +5881,7 @@
       <w:pPr>
         <w:pBdr/>
         <w:spacing/>
-        <w:ind w:hanging="186" w:left="4740"/>
+        <w:ind w:hanging="186" w:left="4783"/>
       </w:pPr>
       <w:rPr>
         <w:rFonts w:hint="default"/>
@@ -5691,7 +5898,7 @@
       <w:pPr>
         <w:pBdr/>
         <w:spacing/>
-        <w:ind w:hanging="186" w:left="5750"/>
+        <w:ind w:hanging="186" w:left="5793"/>
       </w:pPr>
       <w:rPr>
         <w:rFonts w:hint="default"/>
@@ -5708,7 +5915,7 @@
       <w:pPr>
         <w:pBdr/>
         <w:spacing/>
-        <w:ind w:hanging="186" w:left="6760"/>
+        <w:ind w:hanging="186" w:left="6803"/>
       </w:pPr>
       <w:rPr>
         <w:rFonts w:hint="default"/>
@@ -5725,7 +5932,7 @@
       <w:pPr>
         <w:pBdr/>
         <w:spacing/>
-        <w:ind w:hanging="186" w:left="7770"/>
+        <w:ind w:hanging="186" w:left="7813"/>
       </w:pPr>
       <w:rPr>
         <w:rFonts w:hint="default"/>
@@ -5742,7 +5949,7 @@
       <w:pPr>
         <w:pBdr/>
         <w:spacing/>
-        <w:ind w:hanging="186" w:left="8780"/>
+        <w:ind w:hanging="186" w:left="8823"/>
       </w:pPr>
       <w:rPr>
         <w:rFonts w:hint="default"/>
@@ -9475,6 +9682,162 @@
     </w:lvl>
   </w:abstractNum>
   <w:abstractNum w:abstractNumId="26">
+    <w:lvl w:ilvl="0">
+      <w:isLgl w:val="false"/>
+      <w:lvlJc w:val="left"/>
+      <w:lvlText w:val="•"/>
+      <w:numFmt w:val="bullet"/>
+      <w:pPr>
+        <w:pBdr/>
+        <w:spacing/>
+        <w:ind w:hanging="186" w:left="696"/>
+      </w:pPr>
+      <w:rPr>
+        <w:rFonts w:hint="default" w:ascii="Arial" w:hAnsi="Arial" w:eastAsia="Arial" w:cs="Arial"/>
+        <w:spacing w:val="0"/>
+        <w:lang w:val="en-US" w:eastAsia="en-US" w:bidi="ar-SA"/>
+      </w:rPr>
+      <w:start w:val="0"/>
+      <w:suff w:val="tab"/>
+    </w:lvl>
+    <w:lvl w:ilvl="1">
+      <w:isLgl w:val="false"/>
+      <w:lvlJc w:val="left"/>
+      <w:lvlText w:val="•"/>
+      <w:numFmt w:val="bullet"/>
+      <w:pPr>
+        <w:pBdr/>
+        <w:spacing/>
+        <w:ind w:hanging="186" w:left="1710"/>
+      </w:pPr>
+      <w:rPr>
+        <w:rFonts w:hint="default"/>
+        <w:lang w:val="en-US" w:eastAsia="en-US" w:bidi="ar-SA"/>
+      </w:rPr>
+      <w:start w:val="0"/>
+      <w:suff w:val="tab"/>
+    </w:lvl>
+    <w:lvl w:ilvl="2">
+      <w:isLgl w:val="false"/>
+      <w:lvlJc w:val="left"/>
+      <w:lvlText w:val="•"/>
+      <w:numFmt w:val="bullet"/>
+      <w:pPr>
+        <w:pBdr/>
+        <w:spacing/>
+        <w:ind w:hanging="186" w:left="2720"/>
+      </w:pPr>
+      <w:rPr>
+        <w:rFonts w:hint="default"/>
+        <w:lang w:val="en-US" w:eastAsia="en-US" w:bidi="ar-SA"/>
+      </w:rPr>
+      <w:start w:val="0"/>
+      <w:suff w:val="tab"/>
+    </w:lvl>
+    <w:lvl w:ilvl="3">
+      <w:isLgl w:val="false"/>
+      <w:lvlJc w:val="left"/>
+      <w:lvlText w:val="•"/>
+      <w:numFmt w:val="bullet"/>
+      <w:pPr>
+        <w:pBdr/>
+        <w:spacing/>
+        <w:ind w:hanging="186" w:left="3730"/>
+      </w:pPr>
+      <w:rPr>
+        <w:rFonts w:hint="default"/>
+        <w:lang w:val="en-US" w:eastAsia="en-US" w:bidi="ar-SA"/>
+      </w:rPr>
+      <w:start w:val="0"/>
+      <w:suff w:val="tab"/>
+    </w:lvl>
+    <w:lvl w:ilvl="4">
+      <w:isLgl w:val="false"/>
+      <w:lvlJc w:val="left"/>
+      <w:lvlText w:val="•"/>
+      <w:numFmt w:val="bullet"/>
+      <w:pPr>
+        <w:pBdr/>
+        <w:spacing/>
+        <w:ind w:hanging="186" w:left="4740"/>
+      </w:pPr>
+      <w:rPr>
+        <w:rFonts w:hint="default"/>
+        <w:lang w:val="en-US" w:eastAsia="en-US" w:bidi="ar-SA"/>
+      </w:rPr>
+      <w:start w:val="0"/>
+      <w:suff w:val="tab"/>
+    </w:lvl>
+    <w:lvl w:ilvl="5">
+      <w:isLgl w:val="false"/>
+      <w:lvlJc w:val="left"/>
+      <w:lvlText w:val="•"/>
+      <w:numFmt w:val="bullet"/>
+      <w:pPr>
+        <w:pBdr/>
+        <w:spacing/>
+        <w:ind w:hanging="186" w:left="5750"/>
+      </w:pPr>
+      <w:rPr>
+        <w:rFonts w:hint="default"/>
+        <w:lang w:val="en-US" w:eastAsia="en-US" w:bidi="ar-SA"/>
+      </w:rPr>
+      <w:start w:val="0"/>
+      <w:suff w:val="tab"/>
+    </w:lvl>
+    <w:lvl w:ilvl="6">
+      <w:isLgl w:val="false"/>
+      <w:lvlJc w:val="left"/>
+      <w:lvlText w:val="•"/>
+      <w:numFmt w:val="bullet"/>
+      <w:pPr>
+        <w:pBdr/>
+        <w:spacing/>
+        <w:ind w:hanging="186" w:left="6760"/>
+      </w:pPr>
+      <w:rPr>
+        <w:rFonts w:hint="default"/>
+        <w:lang w:val="en-US" w:eastAsia="en-US" w:bidi="ar-SA"/>
+      </w:rPr>
+      <w:start w:val="0"/>
+      <w:suff w:val="tab"/>
+    </w:lvl>
+    <w:lvl w:ilvl="7">
+      <w:isLgl w:val="false"/>
+      <w:lvlJc w:val="left"/>
+      <w:lvlText w:val="•"/>
+      <w:numFmt w:val="bullet"/>
+      <w:pPr>
+        <w:pBdr/>
+        <w:spacing/>
+        <w:ind w:hanging="186" w:left="7770"/>
+      </w:pPr>
+      <w:rPr>
+        <w:rFonts w:hint="default"/>
+        <w:lang w:val="en-US" w:eastAsia="en-US" w:bidi="ar-SA"/>
+      </w:rPr>
+      <w:start w:val="0"/>
+      <w:suff w:val="tab"/>
+    </w:lvl>
+    <w:lvl w:ilvl="8">
+      <w:isLgl w:val="false"/>
+      <w:lvlJc w:val="left"/>
+      <w:lvlText w:val="•"/>
+      <w:numFmt w:val="bullet"/>
+      <w:pPr>
+        <w:pBdr/>
+        <w:spacing/>
+        <w:ind w:hanging="186" w:left="8780"/>
+      </w:pPr>
+      <w:rPr>
+        <w:rFonts w:hint="default"/>
+        <w:lang w:val="en-US" w:eastAsia="en-US" w:bidi="ar-SA"/>
+      </w:rPr>
+      <w:start w:val="0"/>
+      <w:suff w:val="tab"/>
+    </w:lvl>
+  </w:abstractNum>
+  <w:abstractNum w:abstractNumId="27">
     <w:lvl w:ilvl="0">
       <w:isLgl w:val="false"/>
       <w:lvlJc w:val="left"/>
@@ -9710,6 +10073,9 @@
   </w:num>
   <w:num w:numId="27">
     <w:abstractNumId w:val="26"/>
+  </w:num>
+  <w:num w:numId="28">
+    <w:abstractNumId w:val="27"/>
   </w:num>
 </w:numbering>
 </file>
@@ -9873,7 +10239,7 @@
     <w:lsdException w:name="Bibliography" w:uiPriority="37"/>
     <w:lsdException w:name="TOC Heading" w:uiPriority="39" w:qFormat="1"/>
   </w:latentStyles>
-  <w:style w:type="table" w:styleId="755" w:default="1">
+  <w:style w:type="table" w:styleId="757" w:default="1">
     <w:name w:val="Normal Table"/>
     <w:uiPriority w:val="99"/>
     <w:semiHidden/>
@@ -10066,9 +10432,9 @@
       </w:tcPr>
     </w:tblStylePr>
   </w:style>
-  <w:style w:type="table" w:styleId="756">
+  <w:style w:type="table" w:styleId="758">
     <w:name w:val="Table Grid"/>
-    <w:basedOn w:val="755"/>
+    <w:basedOn w:val="757"/>
     <w:uiPriority w:val="59"/>
     <w:pPr>
       <w:pBdr/>
@@ -10265,9 +10631,9 @@
       </w:tcPr>
     </w:tblStylePr>
   </w:style>
-  <w:style w:type="table" w:styleId="757">
+  <w:style w:type="table" w:styleId="759">
     <w:name w:val="Table Grid Light"/>
-    <w:basedOn w:val="755"/>
+    <w:basedOn w:val="757"/>
     <w:uiPriority w:val="59"/>
     <w:pPr>
       <w:pBdr/>
@@ -10464,9 +10830,9 @@
       </w:tcPr>
     </w:tblStylePr>
   </w:style>
-  <w:style w:type="table" w:styleId="758">
+  <w:style w:type="table" w:styleId="760">
     <w:name w:val="Plain Table 1"/>
-    <w:basedOn w:val="755"/>
+    <w:basedOn w:val="757"/>
     <w:uiPriority w:val="59"/>
     <w:pPr>
       <w:pBdr/>
@@ -10689,9 +11055,9 @@
       </w:tcPr>
     </w:tblStylePr>
   </w:style>
-  <w:style w:type="table" w:styleId="759">
+  <w:style w:type="table" w:styleId="761">
     <w:name w:val="Plain Table 2"/>
-    <w:basedOn w:val="755"/>
+    <w:basedOn w:val="757"/>
     <w:uiPriority w:val="59"/>
     <w:pPr>
       <w:pBdr/>
@@ -10922,9 +11288,9 @@
       </w:tcPr>
     </w:tblStylePr>
   </w:style>
-  <w:style w:type="table" w:styleId="760">
+  <w:style w:type="table" w:styleId="762">
     <w:name w:val="Plain Table 3"/>
-    <w:basedOn w:val="755"/>
+    <w:basedOn w:val="757"/>
     <w:uiPriority w:val="99"/>
     <w:pPr>
       <w:pBdr/>
@@ -11152,9 +11518,9 @@
       </w:tcPr>
     </w:tblStylePr>
   </w:style>
-  <w:style w:type="table" w:styleId="761">
+  <w:style w:type="table" w:styleId="763">
     <w:name w:val="Plain Table 4"/>
-    <w:basedOn w:val="755"/>
+    <w:basedOn w:val="757"/>
     <w:uiPriority w:val="99"/>
     <w:pPr>
       <w:pBdr/>
@@ -11368,9 +11734,9 @@
       </w:tcPr>
     </w:tblStylePr>
   </w:style>
-  <w:style w:type="table" w:styleId="762">
+  <w:style w:type="table" w:styleId="764">
     <w:name w:val="Plain Table 5"/>
-    <w:basedOn w:val="755"/>
+    <w:basedOn w:val="757"/>
     <w:uiPriority w:val="99"/>
     <w:pPr>
       <w:pBdr/>
@@ -11601,9 +11967,9 @@
       </w:tcPr>
     </w:tblStylePr>
   </w:style>
-  <w:style w:type="table" w:styleId="763">
+  <w:style w:type="table" w:styleId="765">
     <w:name w:val="Grid Table 1 Light"/>
-    <w:basedOn w:val="755"/>
+    <w:basedOn w:val="757"/>
     <w:uiPriority w:val="99"/>
     <w:pPr>
       <w:pBdr/>
@@ -11824,9 +12190,9 @@
       </w:tcPr>
     </w:tblStylePr>
   </w:style>
-  <w:style w:type="table" w:styleId="764">
+  <w:style w:type="table" w:styleId="766">
     <w:name w:val="Grid Table 1 Light - Accent 1"/>
-    <w:basedOn w:val="755"/>
+    <w:basedOn w:val="757"/>
     <w:uiPriority w:val="99"/>
     <w:pPr>
       <w:pBdr/>
@@ -12047,9 +12413,9 @@
       </w:tcPr>
     </w:tblStylePr>
   </w:style>
-  <w:style w:type="table" w:styleId="765">
+  <w:style w:type="table" w:styleId="767">
     <w:name w:val="Grid Table 1 Light - Accent 2"/>
-    <w:basedOn w:val="755"/>
+    <w:basedOn w:val="757"/>
     <w:uiPriority w:val="99"/>
     <w:pPr>
       <w:pBdr/>
@@ -12270,9 +12636,9 @@
       </w:tcPr>
     </w:tblStylePr>
   </w:style>
-  <w:style w:type="table" w:styleId="766">
+  <w:style w:type="table" w:styleId="768">
     <w:name w:val="Grid Table 1 Light - Accent 3"/>
-    <w:basedOn w:val="755"/>
+    <w:basedOn w:val="757"/>
     <w:uiPriority w:val="99"/>
     <w:pPr>
       <w:pBdr/>
@@ -12493,9 +12859,9 @@
       </w:tcPr>
     </w:tblStylePr>
   </w:style>
-  <w:style w:type="table" w:styleId="767">
+  <w:style w:type="table" w:styleId="769">
     <w:name w:val="Grid Table 1 Light - Accent 4"/>
-    <w:basedOn w:val="755"/>
+    <w:basedOn w:val="757"/>
     <w:uiPriority w:val="99"/>
     <w:pPr>
       <w:pBdr/>
@@ -12716,9 +13082,9 @@
       </w:tcPr>
     </w:tblStylePr>
   </w:style>
-  <w:style w:type="table" w:styleId="768">
+  <w:style w:type="table" w:styleId="770">
     <w:name w:val="Grid Table 1 Light - Accent 5"/>
-    <w:basedOn w:val="755"/>
+    <w:basedOn w:val="757"/>
     <w:uiPriority w:val="99"/>
     <w:pPr>
       <w:pBdr/>
@@ -12939,9 +13305,9 @@
       </w:tcPr>
     </w:tblStylePr>
   </w:style>
-  <w:style w:type="table" w:styleId="769">
+  <w:style w:type="table" w:styleId="771">
     <w:name w:val="Grid Table 1 Light - Accent 6"/>
-    <w:basedOn w:val="755"/>
+    <w:basedOn w:val="757"/>
     <w:uiPriority w:val="99"/>
     <w:pPr>
       <w:pBdr/>
@@ -13162,9 +13528,9 @@
       </w:tcPr>
     </w:tblStylePr>
   </w:style>
-  <w:style w:type="table" w:styleId="770">
+  <w:style w:type="table" w:styleId="772">
     <w:name w:val="Grid Table 2"/>
-    <w:basedOn w:val="755"/>
+    <w:basedOn w:val="757"/>
     <w:uiPriority w:val="99"/>
     <w:pPr>
       <w:pBdr/>
@@ -13394,9 +13760,9 @@
       </w:tcPr>
     </w:tblStylePr>
   </w:style>
-  <w:style w:type="table" w:styleId="771">
+  <w:style w:type="table" w:styleId="773">
     <w:name w:val="Grid Table 2 - Accent 1"/>
-    <w:basedOn w:val="755"/>
+    <w:basedOn w:val="757"/>
     <w:uiPriority w:val="99"/>
     <w:pPr>
       <w:pBdr/>
@@ -13626,9 +13992,9 @@
       </w:tcPr>
     </w:tblStylePr>
   </w:style>
-  <w:style w:type="table" w:styleId="772">
+  <w:style w:type="table" w:styleId="774">
     <w:name w:val="Grid Table 2 - Accent 2"/>
-    <w:basedOn w:val="755"/>
+    <w:basedOn w:val="757"/>
     <w:uiPriority w:val="99"/>
     <w:pPr>
       <w:pBdr/>
@@ -13858,9 +14224,9 @@
       </w:tcPr>
     </w:tblStylePr>
   </w:style>
-  <w:style w:type="table" w:styleId="773">
+  <w:style w:type="table" w:styleId="775">
     <w:name w:val="Grid Table 2 - Accent 3"/>
-    <w:basedOn w:val="755"/>
+    <w:basedOn w:val="757"/>
     <w:uiPriority w:val="99"/>
     <w:pPr>
       <w:pBdr/>
@@ -14090,9 +14456,9 @@
       </w:tcPr>
     </w:tblStylePr>
   </w:style>
-  <w:style w:type="table" w:styleId="774">
+  <w:style w:type="table" w:styleId="776">
     <w:name w:val="Grid Table 2 - Accent 4"/>
-    <w:basedOn w:val="755"/>
+    <w:basedOn w:val="757"/>
     <w:uiPriority w:val="99"/>
     <w:pPr>
       <w:pBdr/>
@@ -14322,9 +14688,9 @@
       </w:tcPr>
     </w:tblStylePr>
   </w:style>
-  <w:style w:type="table" w:styleId="775">
+  <w:style w:type="table" w:styleId="777">
     <w:name w:val="Grid Table 2 - Accent 5"/>
-    <w:basedOn w:val="755"/>
+    <w:basedOn w:val="757"/>
     <w:uiPriority w:val="99"/>
     <w:pPr>
       <w:pBdr/>
@@ -14554,9 +14920,9 @@
       </w:tcPr>
     </w:tblStylePr>
   </w:style>
-  <w:style w:type="table" w:styleId="776">
+  <w:style w:type="table" w:styleId="778">
     <w:name w:val="Grid Table 2 - Accent 6"/>
-    <w:basedOn w:val="755"/>
+    <w:basedOn w:val="757"/>
     <w:uiPriority w:val="99"/>
     <w:pPr>
       <w:pBdr/>
@@ -14786,9 +15152,9 @@
       </w:tcPr>
     </w:tblStylePr>
   </w:style>
-  <w:style w:type="table" w:styleId="777">
+  <w:style w:type="table" w:styleId="779">
     <w:name w:val="Grid Table 3"/>
-    <w:basedOn w:val="755"/>
+    <w:basedOn w:val="757"/>
     <w:uiPriority w:val="99"/>
     <w:pPr>
       <w:pBdr/>
@@ -15031,9 +15397,9 @@
       </w:tcPr>
     </w:tblStylePr>
   </w:style>
-  <w:style w:type="table" w:styleId="778">
+  <w:style w:type="table" w:styleId="780">
     <w:name w:val="Grid Table 3 - Accent 1"/>
-    <w:basedOn w:val="755"/>
+    <w:basedOn w:val="757"/>
     <w:uiPriority w:val="99"/>
     <w:pPr>
       <w:pBdr/>
@@ -15276,9 +15642,9 @@
       </w:tcPr>
     </w:tblStylePr>
   </w:style>
-  <w:style w:type="table" w:styleId="779">
+  <w:style w:type="table" w:styleId="781">
     <w:name w:val="Grid Table 3 - Accent 2"/>
-    <w:basedOn w:val="755"/>
+    <w:basedOn w:val="757"/>
     <w:uiPriority w:val="99"/>
     <w:pPr>
       <w:pBdr/>
@@ -15521,9 +15887,9 @@
       </w:tcPr>
     </w:tblStylePr>
   </w:style>
-  <w:style w:type="table" w:styleId="780">
+  <w:style w:type="table" w:styleId="782">
     <w:name w:val="Grid Table 3 - Accent 3"/>
-    <w:basedOn w:val="755"/>
+    <w:basedOn w:val="757"/>
     <w:uiPriority w:val="99"/>
     <w:pPr>
       <w:pBdr/>
@@ -15766,9 +16132,9 @@
       </w:tcPr>
     </w:tblStylePr>
   </w:style>
-  <w:style w:type="table" w:styleId="781">
+  <w:style w:type="table" w:styleId="783">
     <w:name w:val="Grid Table 3 - Accent 4"/>
-    <w:basedOn w:val="755"/>
+    <w:basedOn w:val="757"/>
     <w:uiPriority w:val="99"/>
     <w:pPr>
       <w:pBdr/>
@@ -16011,9 +16377,9 @@
       </w:tcPr>
     </w:tblStylePr>
   </w:style>
-  <w:style w:type="table" w:styleId="782">
+  <w:style w:type="table" w:styleId="784">
     <w:name w:val="Grid Table 3 - Accent 5"/>
-    <w:basedOn w:val="755"/>
+    <w:basedOn w:val="757"/>
     <w:uiPriority w:val="99"/>
     <w:pPr>
       <w:pBdr/>
@@ -16256,9 +16622,9 @@
       </w:tcPr>
     </w:tblStylePr>
   </w:style>
-  <w:style w:type="table" w:styleId="783">
+  <w:style w:type="table" w:styleId="785">
     <w:name w:val="Grid Table 3 - Accent 6"/>
-    <w:basedOn w:val="755"/>
+    <w:basedOn w:val="757"/>
     <w:uiPriority w:val="99"/>
     <w:pPr>
       <w:pBdr/>
@@ -16501,9 +16867,9 @@
       </w:tcPr>
     </w:tblStylePr>
   </w:style>
-  <w:style w:type="table" w:styleId="784">
+  <w:style w:type="table" w:styleId="786">
     <w:name w:val="Grid Table 4"/>
-    <w:basedOn w:val="755"/>
+    <w:basedOn w:val="757"/>
     <w:uiPriority w:val="59"/>
     <w:pPr>
       <w:pBdr/>
@@ -16734,9 +17100,9 @@
       </w:tcPr>
     </w:tblStylePr>
   </w:style>
-  <w:style w:type="table" w:styleId="785">
+  <w:style w:type="table" w:styleId="787">
     <w:name w:val="Grid Table 4 - Accent 1"/>
-    <w:basedOn w:val="755"/>
+    <w:basedOn w:val="757"/>
     <w:uiPriority w:val="59"/>
     <w:pPr>
       <w:pBdr/>
@@ -16967,9 +17333,9 @@
       </w:tcPr>
     </w:tblStylePr>
   </w:style>
-  <w:style w:type="table" w:styleId="786">
+  <w:style w:type="table" w:styleId="788">
     <w:name w:val="Grid Table 4 - Accent 2"/>
-    <w:basedOn w:val="755"/>
+    <w:basedOn w:val="757"/>
     <w:uiPriority w:val="59"/>
     <w:pPr>
       <w:pBdr/>
@@ -17200,9 +17566,9 @@
       </w:tcPr>
     </w:tblStylePr>
   </w:style>
-  <w:style w:type="table" w:styleId="787">
+  <w:style w:type="table" w:styleId="789">
     <w:name w:val="Grid Table 4 - Accent 3"/>
-    <w:basedOn w:val="755"/>
+    <w:basedOn w:val="757"/>
     <w:uiPriority w:val="59"/>
     <w:pPr>
       <w:pBdr/>
@@ -17433,9 +17799,9 @@
       </w:tcPr>
     </w:tblStylePr>
   </w:style>
-  <w:style w:type="table" w:styleId="788">
+  <w:style w:type="table" w:styleId="790">
     <w:name w:val="Grid Table 4 - Accent 4"/>
-    <w:basedOn w:val="755"/>
+    <w:basedOn w:val="757"/>
     <w:uiPriority w:val="59"/>
     <w:pPr>
       <w:pBdr/>
@@ -17666,9 +18032,9 @@
       </w:tcPr>
     </w:tblStylePr>
   </w:style>
-  <w:style w:type="table" w:styleId="789">
+  <w:style w:type="table" w:styleId="791">
     <w:name w:val="Grid Table 4 - Accent 5"/>
-    <w:basedOn w:val="755"/>
+    <w:basedOn w:val="757"/>
     <w:uiPriority w:val="59"/>
     <w:pPr>
       <w:pBdr/>
@@ -17899,9 +18265,9 @@
       </w:tcPr>
     </w:tblStylePr>
   </w:style>
-  <w:style w:type="table" w:styleId="790">
+  <w:style w:type="table" w:styleId="792">
     <w:name w:val="Grid Table 4 - Accent 6"/>
-    <w:basedOn w:val="755"/>
+    <w:basedOn w:val="757"/>
     <w:uiPriority w:val="59"/>
     <w:pPr>
       <w:pBdr/>
@@ -18132,9 +18498,9 @@
       </w:tcPr>
     </w:tblStylePr>
   </w:style>
-  <w:style w:type="table" w:styleId="791">
+  <w:style w:type="table" w:styleId="793">
     <w:name w:val="Grid Table 5 Dark"/>
-    <w:basedOn w:val="755"/>
+    <w:basedOn w:val="757"/>
     <w:uiPriority w:val="99"/>
     <w:pPr>
       <w:pBdr/>
@@ -18360,9 +18726,9 @@
       </w:tcPr>
     </w:tblStylePr>
   </w:style>
-  <w:style w:type="table" w:styleId="792">
+  <w:style w:type="table" w:styleId="794">
     <w:name w:val="Grid Table 5 Dark- Accent 1"/>
-    <w:basedOn w:val="755"/>
+    <w:basedOn w:val="757"/>
     <w:uiPriority w:val="99"/>
     <w:pPr>
       <w:pBdr/>
@@ -18588,9 +18954,9 @@
       </w:tcPr>
     </w:tblStylePr>
   </w:style>
-  <w:style w:type="table" w:styleId="793">
+  <w:style w:type="table" w:styleId="795">
     <w:name w:val="Grid Table 5 Dark - Accent 2"/>
-    <w:basedOn w:val="755"/>
+    <w:basedOn w:val="757"/>
     <w:uiPriority w:val="99"/>
     <w:pPr>
       <w:pBdr/>
@@ -18816,9 +19182,9 @@
       </w:tcPr>
     </w:tblStylePr>
   </w:style>
-  <w:style w:type="table" w:styleId="794">
+  <w:style w:type="table" w:styleId="796">
     <w:name w:val="Grid Table 5 Dark - Accent 3"/>
-    <w:basedOn w:val="755"/>
+    <w:basedOn w:val="757"/>
     <w:uiPriority w:val="99"/>
     <w:pPr>
       <w:pBdr/>
@@ -19044,9 +19410,9 @@
       </w:tcPr>
     </w:tblStylePr>
   </w:style>
-  <w:style w:type="table" w:styleId="795">
+  <w:style w:type="table" w:styleId="797">
     <w:name w:val="Grid Table 5 Dark- Accent 4"/>
-    <w:basedOn w:val="755"/>
+    <w:basedOn w:val="757"/>
     <w:uiPriority w:val="99"/>
     <w:pPr>
       <w:pBdr/>
@@ -19272,9 +19638,9 @@
       </w:tcPr>
     </w:tblStylePr>
   </w:style>
-  <w:style w:type="table" w:styleId="796">
+  <w:style w:type="table" w:styleId="798">
     <w:name w:val="Grid Table 5 Dark - Accent 5"/>
-    <w:basedOn w:val="755"/>
+    <w:basedOn w:val="757"/>
     <w:uiPriority w:val="99"/>
     <w:pPr>
       <w:pBdr/>
@@ -19500,9 +19866,9 @@
       </w:tcPr>
     </w:tblStylePr>
   </w:style>
-  <w:style w:type="table" w:styleId="797">
+  <w:style w:type="table" w:styleId="799">
     <w:name w:val="Grid Table 5 Dark - Accent 6"/>
-    <w:basedOn w:val="755"/>
+    <w:basedOn w:val="757"/>
     <w:uiPriority w:val="99"/>
     <w:pPr>
       <w:pBdr/>
@@ -19728,9 +20094,9 @@
       </w:tcPr>
     </w:tblStylePr>
   </w:style>
-  <w:style w:type="table" w:styleId="798">
+  <w:style w:type="table" w:styleId="800">
     <w:name w:val="Grid Table 6 Colorful"/>
-    <w:basedOn w:val="755"/>
+    <w:basedOn w:val="757"/>
     <w:uiPriority w:val="99"/>
     <w:pPr>
       <w:pBdr/>
@@ -19958,9 +20324,9 @@
       </w:tcPr>
     </w:tblStylePr>
   </w:style>
-  <w:style w:type="table" w:styleId="799">
+  <w:style w:type="table" w:styleId="801">
     <w:name w:val="Grid Table 6 Colorful - Accent 1"/>
-    <w:basedOn w:val="755"/>
+    <w:basedOn w:val="757"/>
     <w:uiPriority w:val="99"/>
     <w:pPr>
       <w:pBdr/>
@@ -20188,9 +20554,9 @@
       </w:tcPr>
     </w:tblStylePr>
   </w:style>
-  <w:style w:type="table" w:styleId="800">
+  <w:style w:type="table" w:styleId="802">
     <w:name w:val="Grid Table 6 Colorful - Accent 2"/>
-    <w:basedOn w:val="755"/>
+    <w:basedOn w:val="757"/>
     <w:uiPriority w:val="99"/>
     <w:pPr>
       <w:pBdr/>
@@ -20418,9 +20784,9 @@
       </w:tcPr>
     </w:tblStylePr>
   </w:style>
-  <w:style w:type="table" w:styleId="801">
+  <w:style w:type="table" w:styleId="803">
     <w:name w:val="Grid Table 6 Colorful - Accent 3"/>
-    <w:basedOn w:val="755"/>
+    <w:basedOn w:val="757"/>
     <w:uiPriority w:val="99"/>
     <w:pPr>
       <w:pBdr/>
@@ -20648,9 +21014,9 @@
       </w:tcPr>
     </w:tblStylePr>
   </w:style>
-  <w:style w:type="table" w:styleId="802">
+  <w:style w:type="table" w:styleId="804">
     <w:name w:val="Grid Table 6 Colorful - Accent 4"/>
-    <w:basedOn w:val="755"/>
+    <w:basedOn w:val="757"/>
     <w:uiPriority w:val="99"/>
     <w:pPr>
       <w:pBdr/>
@@ -20878,9 +21244,9 @@
       </w:tcPr>
     </w:tblStylePr>
   </w:style>
-  <w:style w:type="table" w:styleId="803">
+  <w:style w:type="table" w:styleId="805">
     <w:name w:val="Grid Table 6 Colorful - Accent 5"/>
-    <w:basedOn w:val="755"/>
+    <w:basedOn w:val="757"/>
     <w:uiPriority w:val="99"/>
     <w:pPr>
       <w:pBdr/>
@@ -21108,9 +21474,9 @@
       </w:tcPr>
     </w:tblStylePr>
   </w:style>
-  <w:style w:type="table" w:styleId="804">
+  <w:style w:type="table" w:styleId="806">
     <w:name w:val="Grid Table 6 Colorful - Accent 6"/>
-    <w:basedOn w:val="755"/>
+    <w:basedOn w:val="757"/>
     <w:uiPriority w:val="99"/>
     <w:pPr>
       <w:pBdr/>
@@ -21338,9 +21704,9 @@
       </w:tcPr>
     </w:tblStylePr>
   </w:style>
-  <w:style w:type="table" w:styleId="805">
+  <w:style w:type="table" w:styleId="807">
     <w:name w:val="Grid Table 7 Colorful"/>
-    <w:basedOn w:val="755"/>
+    <w:basedOn w:val="757"/>
     <w:uiPriority w:val="99"/>
     <w:pPr>
       <w:pBdr/>
@@ -21592,9 +21958,9 @@
       </w:tcPr>
     </w:tblStylePr>
   </w:style>
-  <w:style w:type="table" w:styleId="806">
+  <w:style w:type="table" w:styleId="808">
     <w:name w:val="Grid Table 7 Colorful - Accent 1"/>
-    <w:basedOn w:val="755"/>
+    <w:basedOn w:val="757"/>
     <w:uiPriority w:val="99"/>
     <w:pPr>
       <w:pBdr/>
@@ -21846,9 +22212,9 @@
       </w:tcPr>
     </w:tblStylePr>
   </w:style>
-  <w:style w:type="table" w:styleId="807">
+  <w:style w:type="table" w:styleId="809">
     <w:name w:val="Grid Table 7 Colorful - Accent 2"/>
-    <w:basedOn w:val="755"/>
+    <w:basedOn w:val="757"/>
     <w:uiPriority w:val="99"/>
     <w:pPr>
       <w:pBdr/>
@@ -22100,9 +22466,9 @@
       </w:tcPr>
     </w:tblStylePr>
   </w:style>
-  <w:style w:type="table" w:styleId="808">
+  <w:style w:type="table" w:styleId="810">
     <w:name w:val="Grid Table 7 Colorful - Accent 3"/>
-    <w:basedOn w:val="755"/>
+    <w:basedOn w:val="757"/>
     <w:uiPriority w:val="99"/>
     <w:pPr>
       <w:pBdr/>
@@ -22354,9 +22720,9 @@
       </w:tcPr>
     </w:tblStylePr>
   </w:style>
-  <w:style w:type="table" w:styleId="809">
+  <w:style w:type="table" w:styleId="811">
     <w:name w:val="Grid Table 7 Colorful - Accent 4"/>
-    <w:basedOn w:val="755"/>
+    <w:basedOn w:val="757"/>
     <w:uiPriority w:val="99"/>
     <w:pPr>
       <w:pBdr/>
@@ -22608,9 +22974,9 @@
       </w:tcPr>
     </w:tblStylePr>
   </w:style>
-  <w:style w:type="table" w:styleId="810">
+  <w:style w:type="table" w:styleId="812">
     <w:name w:val="Grid Table 7 Colorful - Accent 5"/>
-    <w:basedOn w:val="755"/>
+    <w:basedOn w:val="757"/>
     <w:uiPriority w:val="99"/>
     <w:pPr>
       <w:pBdr/>
@@ -22862,9 +23228,9 @@
       </w:tcPr>
     </w:tblStylePr>
   </w:style>
-  <w:style w:type="table" w:styleId="811">
+  <w:style w:type="table" w:styleId="813">
     <w:name w:val="Grid Table 7 Colorful - Accent 6"/>
-    <w:basedOn w:val="755"/>
+    <w:basedOn w:val="757"/>
     <w:uiPriority w:val="99"/>
     <w:pPr>
       <w:pBdr/>
@@ -23116,9 +23482,9 @@
       </w:tcPr>
     </w:tblStylePr>
   </w:style>
-  <w:style w:type="table" w:styleId="812">
+  <w:style w:type="table" w:styleId="814">
     <w:name w:val="List Table 1 Light"/>
-    <w:basedOn w:val="755"/>
+    <w:basedOn w:val="757"/>
     <w:uiPriority w:val="99"/>
     <w:pPr>
       <w:pBdr/>
@@ -23332,9 +23698,9 @@
       </w:tcPr>
     </w:tblStylePr>
   </w:style>
-  <w:style w:type="table" w:styleId="813">
+  <w:style w:type="table" w:styleId="815">
     <w:name w:val="List Table 1 Light - Accent 1"/>
-    <w:basedOn w:val="755"/>
+    <w:basedOn w:val="757"/>
     <w:uiPriority w:val="99"/>
     <w:pPr>
       <w:pBdr/>
@@ -23548,9 +23914,9 @@
       </w:tcPr>
     </w:tblStylePr>
   </w:style>
-  <w:style w:type="table" w:styleId="814">
+  <w:style w:type="table" w:styleId="816">
     <w:name w:val="List Table 1 Light - Accent 2"/>
-    <w:basedOn w:val="755"/>
+    <w:basedOn w:val="757"/>
     <w:uiPriority w:val="99"/>
     <w:pPr>
       <w:pBdr/>
@@ -23764,9 +24130,9 @@
       </w:tcPr>
     </w:tblStylePr>
   </w:style>
-  <w:style w:type="table" w:styleId="815">
+  <w:style w:type="table" w:styleId="817">
     <w:name w:val="List Table 1 Light - Accent 3"/>
-    <w:basedOn w:val="755"/>
+    <w:basedOn w:val="757"/>
     <w:uiPriority w:val="99"/>
     <w:pPr>
       <w:pBdr/>
@@ -23980,9 +24346,9 @@
       </w:tcPr>
     </w:tblStylePr>
   </w:style>
-  <w:style w:type="table" w:styleId="816">
+  <w:style w:type="table" w:styleId="818">
     <w:name w:val="List Table 1 Light - Accent 4"/>
-    <w:basedOn w:val="755"/>
+    <w:basedOn w:val="757"/>
     <w:uiPriority w:val="99"/>
     <w:pPr>
       <w:pBdr/>
@@ -24196,9 +24562,9 @@
       </w:tcPr>
     </w:tblStylePr>
   </w:style>
-  <w:style w:type="table" w:styleId="817">
+  <w:style w:type="table" w:styleId="819">
     <w:name w:val="List Table 1 Light - Accent 5"/>
-    <w:basedOn w:val="755"/>
+    <w:basedOn w:val="757"/>
     <w:uiPriority w:val="99"/>
     <w:pPr>
       <w:pBdr/>
@@ -24412,9 +24778,9 @@
       </w:tcPr>
     </w:tblStylePr>
   </w:style>
-  <w:style w:type="table" w:styleId="818">
+  <w:style w:type="table" w:styleId="820">
     <w:name w:val="List Table 1 Light - Accent 6"/>
-    <w:basedOn w:val="755"/>
+    <w:basedOn w:val="757"/>
     <w:uiPriority w:val="99"/>
     <w:pPr>
       <w:pBdr/>
@@ -24628,9 +24994,9 @@
       </w:tcPr>
     </w:tblStylePr>
   </w:style>
-  <w:style w:type="table" w:styleId="819">
+  <w:style w:type="table" w:styleId="821">
     <w:name w:val="List Table 2"/>
-    <w:basedOn w:val="755"/>
+    <w:basedOn w:val="757"/>
     <w:uiPriority w:val="99"/>
     <w:pPr>
       <w:pBdr/>
@@ -24866,9 +25232,9 @@
       </w:tcPr>
     </w:tblStylePr>
   </w:style>
-  <w:style w:type="table" w:styleId="820">
+  <w:style w:type="table" w:styleId="822">
     <w:name w:val="List Table 2 - Accent 1"/>
-    <w:basedOn w:val="755"/>
+    <w:basedOn w:val="757"/>
     <w:uiPriority w:val="99"/>
     <w:pPr>
       <w:pBdr/>
@@ -25104,9 +25470,9 @@
       </w:tcPr>
     </w:tblStylePr>
   </w:style>
-  <w:style w:type="table" w:styleId="821">
+  <w:style w:type="table" w:styleId="823">
     <w:name w:val="List Table 2 - Accent 2"/>
-    <w:basedOn w:val="755"/>
+    <w:basedOn w:val="757"/>
     <w:uiPriority w:val="99"/>
     <w:pPr>
       <w:pBdr/>
@@ -25342,9 +25708,9 @@
       </w:tcPr>
     </w:tblStylePr>
   </w:style>
-  <w:style w:type="table" w:styleId="822">
+  <w:style w:type="table" w:styleId="824">
     <w:name w:val="List Table 2 - Accent 3"/>
-    <w:basedOn w:val="755"/>
+    <w:basedOn w:val="757"/>
     <w:uiPriority w:val="99"/>
     <w:pPr>
       <w:pBdr/>
@@ -25580,9 +25946,9 @@
       </w:tcPr>
     </w:tblStylePr>
   </w:style>
-  <w:style w:type="table" w:styleId="823">
+  <w:style w:type="table" w:styleId="825">
     <w:name w:val="List Table 2 - Accent 4"/>
-    <w:basedOn w:val="755"/>
+    <w:basedOn w:val="757"/>
     <w:uiPriority w:val="99"/>
     <w:pPr>
       <w:pBdr/>
@@ -25818,9 +26184,9 @@
       </w:tcPr>
     </w:tblStylePr>
   </w:style>
-  <w:style w:type="table" w:styleId="824">
+  <w:style w:type="table" w:styleId="826">
     <w:name w:val="List Table 2 - Accent 5"/>
-    <w:basedOn w:val="755"/>
+    <w:basedOn w:val="757"/>
     <w:uiPriority w:val="99"/>
     <w:pPr>
       <w:pBdr/>
@@ -26056,9 +26422,9 @@
       </w:tcPr>
     </w:tblStylePr>
   </w:style>
-  <w:style w:type="table" w:styleId="825">
+  <w:style w:type="table" w:styleId="827">
     <w:name w:val="List Table 2 - Accent 6"/>
-    <w:basedOn w:val="755"/>
+    <w:basedOn w:val="757"/>
     <w:uiPriority w:val="99"/>
     <w:pPr>
       <w:pBdr/>
@@ -26294,9 +26660,9 @@
       </w:tcPr>
     </w:tblStylePr>
   </w:style>
-  <w:style w:type="table" w:styleId="826">
+  <w:style w:type="table" w:styleId="828">
     <w:name w:val="List Table 3"/>
-    <w:basedOn w:val="755"/>
+    <w:basedOn w:val="757"/>
     <w:uiPriority w:val="99"/>
     <w:pPr>
       <w:pBdr/>
@@ -26522,9 +26888,9 @@
       </w:tcPr>
     </w:tblStylePr>
   </w:style>
-  <w:style w:type="table" w:styleId="827">
+  <w:style w:type="table" w:styleId="829">
     <w:name w:val="List Table 3 - Accent 1"/>
-    <w:basedOn w:val="755"/>
+    <w:basedOn w:val="757"/>
     <w:uiPriority w:val="99"/>
     <w:pPr>
       <w:pBdr/>
@@ -26750,9 +27116,9 @@
       </w:tcPr>
     </w:tblStylePr>
   </w:style>
-  <w:style w:type="table" w:styleId="828">
+  <w:style w:type="table" w:styleId="830">
     <w:name w:val="List Table 3 - Accent 2"/>
-    <w:basedOn w:val="755"/>
+    <w:basedOn w:val="757"/>
     <w:uiPriority w:val="99"/>
     <w:pPr>
       <w:pBdr/>
@@ -26978,9 +27344,9 @@
       </w:tcPr>
     </w:tblStylePr>
   </w:style>
-  <w:style w:type="table" w:styleId="829">
+  <w:style w:type="table" w:styleId="831">
     <w:name w:val="List Table 3 - Accent 3"/>
-    <w:basedOn w:val="755"/>
+    <w:basedOn w:val="757"/>
     <w:uiPriority w:val="99"/>
     <w:pPr>
       <w:pBdr/>
@@ -27206,9 +27572,9 @@
       </w:tcPr>
     </w:tblStylePr>
   </w:style>
-  <w:style w:type="table" w:styleId="830">
+  <w:style w:type="table" w:styleId="832">
     <w:name w:val="List Table 3 - Accent 4"/>
-    <w:basedOn w:val="755"/>
+    <w:basedOn w:val="757"/>
     <w:uiPriority w:val="99"/>
     <w:pPr>
       <w:pBdr/>
@@ -27434,9 +27800,9 @@
       </w:tcPr>
     </w:tblStylePr>
   </w:style>
-  <w:style w:type="table" w:styleId="831">
+  <w:style w:type="table" w:styleId="833">
     <w:name w:val="List Table 3 - Accent 5"/>
-    <w:basedOn w:val="755"/>
+    <w:basedOn w:val="757"/>
     <w:uiPriority w:val="99"/>
     <w:pPr>
       <w:pBdr/>
@@ -27662,9 +28028,9 @@
       </w:tcPr>
     </w:tblStylePr>
   </w:style>
-  <w:style w:type="table" w:styleId="832">
+  <w:style w:type="table" w:styleId="834">
     <w:name w:val="List Table 3 - Accent 6"/>
-    <w:basedOn w:val="755"/>
+    <w:basedOn w:val="757"/>
     <w:uiPriority w:val="99"/>
     <w:pPr>
       <w:pBdr/>
@@ -27890,9 +28256,9 @@
       </w:tcPr>
     </w:tblStylePr>
   </w:style>
-  <w:style w:type="table" w:styleId="833">
+  <w:style w:type="table" w:styleId="835">
     <w:name w:val="List Table 4"/>
-    <w:basedOn w:val="755"/>
+    <w:basedOn w:val="757"/>
     <w:uiPriority w:val="99"/>
     <w:pPr>
       <w:pBdr/>
@@ -28115,9 +28481,9 @@
       </w:tcPr>
     </w:tblStylePr>
   </w:style>
-  <w:style w:type="table" w:styleId="834">
+  <w:style w:type="table" w:styleId="836">
     <w:name w:val="List Table 4 - Accent 1"/>
-    <w:basedOn w:val="755"/>
+    <w:basedOn w:val="757"/>
     <w:uiPriority w:val="99"/>
     <w:pPr>
       <w:pBdr/>
@@ -28340,9 +28706,9 @@
       </w:tcPr>
     </w:tblStylePr>
   </w:style>
-  <w:style w:type="table" w:styleId="835">
+  <w:style w:type="table" w:styleId="837">
     <w:name w:val="List Table 4 - Accent 2"/>
-    <w:basedOn w:val="755"/>
+    <w:basedOn w:val="757"/>
     <w:uiPriority w:val="99"/>
     <w:pPr>
       <w:pBdr/>
@@ -28565,9 +28931,9 @@
       </w:tcPr>
     </w:tblStylePr>
   </w:style>
-  <w:style w:type="table" w:styleId="836">
+  <w:style w:type="table" w:styleId="838">
     <w:name w:val="List Table 4 - Accent 3"/>
-    <w:basedOn w:val="755"/>
+    <w:basedOn w:val="757"/>
     <w:uiPriority w:val="99"/>
     <w:pPr>
       <w:pBdr/>
@@ -28790,9 +29156,9 @@
       </w:tcPr>
     </w:tblStylePr>
   </w:style>
-  <w:style w:type="table" w:styleId="837">
+  <w:style w:type="table" w:styleId="839">
     <w:name w:val="List Table 4 - Accent 4"/>
-    <w:basedOn w:val="755"/>
+    <w:basedOn w:val="757"/>
     <w:uiPriority w:val="99"/>
     <w:pPr>
       <w:pBdr/>
@@ -29015,9 +29381,9 @@
       </w:tcPr>
     </w:tblStylePr>
   </w:style>
-  <w:style w:type="table" w:styleId="838">
+  <w:style w:type="table" w:styleId="840">
     <w:name w:val="List Table 4 - Accent 5"/>
-    <w:basedOn w:val="755"/>
+    <w:basedOn w:val="757"/>
     <w:uiPriority w:val="99"/>
     <w:pPr>
       <w:pBdr/>
@@ -29240,9 +29606,9 @@
       </w:tcPr>
     </w:tblStylePr>
   </w:style>
-  <w:style w:type="table" w:styleId="839">
+  <w:style w:type="table" w:styleId="841">
     <w:name w:val="List Table 4 - Accent 6"/>
-    <w:basedOn w:val="755"/>
+    <w:basedOn w:val="757"/>
     <w:uiPriority w:val="99"/>
     <w:pPr>
       <w:pBdr/>
@@ -29465,9 +29831,9 @@
       </w:tcPr>
     </w:tblStylePr>
   </w:style>
-  <w:style w:type="table" w:styleId="840">
+  <w:style w:type="table" w:styleId="842">
     <w:name w:val="List Table 5 Dark"/>
-    <w:basedOn w:val="755"/>
+    <w:basedOn w:val="757"/>
     <w:uiPriority w:val="99"/>
     <w:pPr>
       <w:pBdr/>
@@ -29707,9 +30073,9 @@
       </w:tcPr>
     </w:tblStylePr>
   </w:style>
-  <w:style w:type="table" w:styleId="841">
+  <w:style w:type="table" w:styleId="843">
     <w:name w:val="List Table 5 Dark - Accent 1"/>
-    <w:basedOn w:val="755"/>
+    <w:basedOn w:val="757"/>
     <w:uiPriority w:val="99"/>
     <w:pPr>
       <w:pBdr/>
@@ -29949,9 +30315,9 @@
       </w:tcPr>
     </w:tblStylePr>
   </w:style>
-  <w:style w:type="table" w:styleId="842">
+  <w:style w:type="table" w:styleId="844">
     <w:name w:val="List Table 5 Dark - Accent 2"/>
-    <w:basedOn w:val="755"/>
+    <w:basedOn w:val="757"/>
     <w:uiPriority w:val="99"/>
     <w:pPr>
       <w:pBdr/>
@@ -30191,9 +30557,9 @@
       </w:tcPr>
     </w:tblStylePr>
   </w:style>
-  <w:style w:type="table" w:styleId="843">
+  <w:style w:type="table" w:styleId="845">
     <w:name w:val="List Table 5 Dark - Accent 3"/>
-    <w:basedOn w:val="755"/>
+    <w:basedOn w:val="757"/>
     <w:uiPriority w:val="99"/>
     <w:pPr>
       <w:pBdr/>
@@ -30433,9 +30799,9 @@
       </w:tcPr>
     </w:tblStylePr>
   </w:style>
-  <w:style w:type="table" w:styleId="844">
+  <w:style w:type="table" w:styleId="846">
     <w:name w:val="List Table 5 Dark - Accent 4"/>
-    <w:basedOn w:val="755"/>
+    <w:basedOn w:val="757"/>
     <w:uiPriority w:val="99"/>
     <w:pPr>
       <w:pBdr/>
@@ -30675,9 +31041,9 @@
       </w:tcPr>
     </w:tblStylePr>
   </w:style>
-  <w:style w:type="table" w:styleId="845">
+  <w:style w:type="table" w:styleId="847">
     <w:name w:val="List Table 5 Dark - Accent 5"/>
-    <w:basedOn w:val="755"/>
+    <w:basedOn w:val="757"/>
     <w:uiPriority w:val="99"/>
     <w:pPr>
       <w:pBdr/>
@@ -30917,9 +31283,9 @@
       </w:tcPr>
     </w:tblStylePr>
   </w:style>
-  <w:style w:type="table" w:styleId="846">
+  <w:style w:type="table" w:styleId="848">
     <w:name w:val="List Table 5 Dark - Accent 6"/>
-    <w:basedOn w:val="755"/>
+    <w:basedOn w:val="757"/>
     <w:uiPriority w:val="99"/>
     <w:pPr>
       <w:pBdr/>
@@ -31159,9 +31525,9 @@
       </w:tcPr>
     </w:tblStylePr>
   </w:style>
-  <w:style w:type="table" w:styleId="847">
+  <w:style w:type="table" w:styleId="849">
     <w:name w:val="List Table 6 Colorful"/>
-    <w:basedOn w:val="755"/>
+    <w:basedOn w:val="757"/>
     <w:uiPriority w:val="99"/>
     <w:pPr>
       <w:pBdr/>
@@ -31382,9 +31748,9 @@
       </w:tcPr>
     </w:tblStylePr>
   </w:style>
-  <w:style w:type="table" w:styleId="848">
+  <w:style w:type="table" w:styleId="850">
     <w:name w:val="List Table 6 Colorful - Accent 1"/>
-    <w:basedOn w:val="755"/>
+    <w:basedOn w:val="757"/>
     <w:uiPriority w:val="99"/>
     <w:pPr>
       <w:pBdr/>
@@ -31605,9 +31971,9 @@
       </w:tcPr>
     </w:tblStylePr>
   </w:style>
-  <w:style w:type="table" w:styleId="849">
+  <w:style w:type="table" w:styleId="851">
     <w:name w:val="List Table 6 Colorful - Accent 2"/>
-    <w:basedOn w:val="755"/>
+    <w:basedOn w:val="757"/>
     <w:uiPriority w:val="99"/>
     <w:pPr>
       <w:pBdr/>
@@ -31828,9 +32194,9 @@
       </w:tcPr>
     </w:tblStylePr>
   </w:style>
-  <w:style w:type="table" w:styleId="850">
+  <w:style w:type="table" w:styleId="852">
     <w:name w:val="List Table 6 Colorful - Accent 3"/>
-    <w:basedOn w:val="755"/>
+    <w:basedOn w:val="757"/>
     <w:uiPriority w:val="99"/>
     <w:pPr>
       <w:pBdr/>
@@ -32051,9 +32417,9 @@
       </w:tcPr>
     </w:tblStylePr>
   </w:style>
-  <w:style w:type="table" w:styleId="851">
+  <w:style w:type="table" w:styleId="853">
     <w:name w:val="List Table 6 Colorful - Accent 4"/>
-    <w:basedOn w:val="755"/>
+    <w:basedOn w:val="757"/>
     <w:uiPriority w:val="99"/>
     <w:pPr>
       <w:pBdr/>
@@ -32274,9 +32640,9 @@
       </w:tcPr>
     </w:tblStylePr>
   </w:style>
-  <w:style w:type="table" w:styleId="852">
+  <w:style w:type="table" w:styleId="854">
     <w:name w:val="List Table 6 Colorful - Accent 5"/>
-    <w:basedOn w:val="755"/>
+    <w:basedOn w:val="757"/>
     <w:uiPriority w:val="99"/>
     <w:pPr>
       <w:pBdr/>
@@ -32497,9 +32863,9 @@
       </w:tcPr>
     </w:tblStylePr>
   </w:style>
-  <w:style w:type="table" w:styleId="853">
+  <w:style w:type="table" w:styleId="855">
     <w:name w:val="List Table 6 Colorful - Accent 6"/>
-    <w:basedOn w:val="755"/>
+    <w:basedOn w:val="757"/>
     <w:uiPriority w:val="99"/>
     <w:pPr>
       <w:pBdr/>
@@ -32720,9 +33086,9 @@
       </w:tcPr>
     </w:tblStylePr>
   </w:style>
-  <w:style w:type="table" w:styleId="854">
+  <w:style w:type="table" w:styleId="856">
     <w:name w:val="List Table 7 Colorful"/>
-    <w:basedOn w:val="755"/>
+    <w:basedOn w:val="757"/>
     <w:uiPriority w:val="99"/>
     <w:pPr>
       <w:pBdr/>
@@ -32976,9 +33342,9 @@
       </w:tcPr>
     </w:tblStylePr>
   </w:style>
-  <w:style w:type="table" w:styleId="855">
+  <w:style w:type="table" w:styleId="857">
     <w:name w:val="List Table 7 Colorful - Accent 1"/>
-    <w:basedOn w:val="755"/>
+    <w:basedOn w:val="757"/>
     <w:uiPriority w:val="99"/>
     <w:pPr>
       <w:pBdr/>
@@ -33232,9 +33598,9 @@
       </w:tcPr>
     </w:tblStylePr>
   </w:style>
-  <w:style w:type="table" w:styleId="856">
+  <w:style w:type="table" w:styleId="858">
     <w:name w:val="List Table 7 Colorful - Accent 2"/>
-    <w:basedOn w:val="755"/>
+    <w:basedOn w:val="757"/>
     <w:uiPriority w:val="99"/>
     <w:pPr>
       <w:pBdr/>
@@ -33488,9 +33854,9 @@
       </w:tcPr>
     </w:tblStylePr>
   </w:style>
-  <w:style w:type="table" w:styleId="857">
+  <w:style w:type="table" w:styleId="859">
     <w:name w:val="List Table 7 Colorful - Accent 3"/>
-    <w:basedOn w:val="755"/>
+    <w:basedOn w:val="757"/>
     <w:uiPriority w:val="99"/>
     <w:pPr>
       <w:pBdr/>
@@ -33744,9 +34110,9 @@
       </w:tcPr>
     </w:tblStylePr>
   </w:style>
-  <w:style w:type="table" w:styleId="858">
+  <w:style w:type="table" w:styleId="860">
     <w:name w:val="List Table 7 Colorful - Accent 4"/>
-    <w:basedOn w:val="755"/>
+    <w:basedOn w:val="757"/>
     <w:uiPriority w:val="99"/>
     <w:pPr>
       <w:pBdr/>
@@ -34000,9 +34366,9 @@
       </w:tcPr>
     </w:tblStylePr>
   </w:style>
-  <w:style w:type="table" w:styleId="859">
+  <w:style w:type="table" w:styleId="861">
     <w:name w:val="List Table 7 Colorful - Accent 5"/>
-    <w:basedOn w:val="755"/>
+    <w:basedOn w:val="757"/>
     <w:uiPriority w:val="99"/>
     <w:pPr>
       <w:pBdr/>
@@ -34256,9 +34622,9 @@
       </w:tcPr>
     </w:tblStylePr>
   </w:style>
-  <w:style w:type="table" w:styleId="860">
+  <w:style w:type="table" w:styleId="862">
     <w:name w:val="List Table 7 Colorful - Accent 6"/>
-    <w:basedOn w:val="755"/>
+    <w:basedOn w:val="757"/>
     <w:uiPriority w:val="99"/>
     <w:pPr>
       <w:pBdr/>
@@ -34512,9 +34878,9 @@
       </w:tcPr>
     </w:tblStylePr>
   </w:style>
-  <w:style w:type="table" w:styleId="861">
+  <w:style w:type="table" w:styleId="863">
     <w:name w:val="Lined - Accent"/>
-    <w:basedOn w:val="755"/>
+    <w:basedOn w:val="757"/>
     <w:uiPriority w:val="99"/>
     <w:pPr>
       <w:pBdr/>
@@ -34749,9 +35115,9 @@
       </w:tcPr>
     </w:tblStylePr>
   </w:style>
-  <w:style w:type="table" w:styleId="862">
+  <w:style w:type="table" w:styleId="864">
     <w:name w:val="Lined - Accent 1"/>
-    <w:basedOn w:val="755"/>
+    <w:basedOn w:val="757"/>
     <w:uiPriority w:val="99"/>
     <w:pPr>
       <w:pBdr/>
@@ -34986,9 +35352,9 @@
       </w:tcPr>
     </w:tblStylePr>
   </w:style>
-  <w:style w:type="table" w:styleId="863">
+  <w:style w:type="table" w:styleId="865">
     <w:name w:val="Lined - Accent 2"/>
-    <w:basedOn w:val="755"/>
+    <w:basedOn w:val="757"/>
     <w:uiPriority w:val="99"/>
     <w:pPr>
       <w:pBdr/>
@@ -35223,9 +35589,9 @@
       </w:tcPr>
     </w:tblStylePr>
   </w:style>
-  <w:style w:type="table" w:styleId="864">
+  <w:style w:type="table" w:styleId="866">
     <w:name w:val="Lined - Accent 3"/>
-    <w:basedOn w:val="755"/>
+    <w:basedOn w:val="757"/>
     <w:uiPriority w:val="99"/>
     <w:pPr>
       <w:pBdr/>
@@ -35460,9 +35826,9 @@
       </w:tcPr>
     </w:tblStylePr>
   </w:style>
-  <w:style w:type="table" w:styleId="865">
+  <w:style w:type="table" w:styleId="867">
     <w:name w:val="Lined - Accent 4"/>
-    <w:basedOn w:val="755"/>
+    <w:basedOn w:val="757"/>
     <w:uiPriority w:val="99"/>
     <w:pPr>
       <w:pBdr/>
@@ -35697,9 +36063,9 @@
       </w:tcPr>
     </w:tblStylePr>
   </w:style>
-  <w:style w:type="table" w:styleId="866">
+  <w:style w:type="table" w:styleId="868">
     <w:name w:val="Lined - Accent 5"/>
-    <w:basedOn w:val="755"/>
+    <w:basedOn w:val="757"/>
     <w:uiPriority w:val="99"/>
     <w:pPr>
       <w:pBdr/>
@@ -35934,9 +36300,9 @@
       </w:tcPr>
     </w:tblStylePr>
   </w:style>
-  <w:style w:type="table" w:styleId="867">
+  <w:style w:type="table" w:styleId="869">
     <w:name w:val="Lined - Accent 6"/>
-    <w:basedOn w:val="755"/>
+    <w:basedOn w:val="757"/>
     <w:uiPriority w:val="99"/>
     <w:pPr>
       <w:pBdr/>
@@ -36171,9 +36537,9 @@
       </w:tcPr>
     </w:tblStylePr>
   </w:style>
-  <w:style w:type="table" w:styleId="868">
+  <w:style w:type="table" w:styleId="870">
     <w:name w:val="Bordered &amp; Lined - Accent"/>
-    <w:basedOn w:val="755"/>
+    <w:basedOn w:val="757"/>
     <w:uiPriority w:val="99"/>
     <w:pPr>
       <w:pBdr/>
@@ -36415,9 +36781,9 @@
       </w:tcPr>
     </w:tblStylePr>
   </w:style>
-  <w:style w:type="table" w:styleId="869">
+  <w:style w:type="table" w:styleId="871">
     <w:name w:val="Bordered &amp; Lined - Accent 1"/>
-    <w:basedOn w:val="755"/>
+    <w:basedOn w:val="757"/>
     <w:uiPriority w:val="99"/>
     <w:pPr>
       <w:pBdr/>
@@ -36659,9 +37025,9 @@
       </w:tcPr>
     </w:tblStylePr>
   </w:style>
-  <w:style w:type="table" w:styleId="870">
+  <w:style w:type="table" w:styleId="872">
     <w:name w:val="Bordered &amp; Lined - Accent 2"/>
-    <w:basedOn w:val="755"/>
+    <w:basedOn w:val="757"/>
     <w:uiPriority w:val="99"/>
     <w:pPr>
       <w:pBdr/>
@@ -36903,9 +37269,9 @@
       </w:tcPr>
     </w:tblStylePr>
   </w:style>
-  <w:style w:type="table" w:styleId="871">
+  <w:style w:type="table" w:styleId="873">
     <w:name w:val="Bordered &amp; Lined - Accent 3"/>
-    <w:basedOn w:val="755"/>
+    <w:basedOn w:val="757"/>
     <w:uiPriority w:val="99"/>
     <w:pPr>
       <w:pBdr/>
@@ -37147,9 +37513,9 @@
       </w:tcPr>
     </w:tblStylePr>
   </w:style>
-  <w:style w:type="table" w:styleId="872">
+  <w:style w:type="table" w:styleId="874">
     <w:name w:val="Bordered &amp; Lined - Accent 4"/>
-    <w:basedOn w:val="755"/>
+    <w:basedOn w:val="757"/>
     <w:uiPriority w:val="99"/>
     <w:pPr>
       <w:pBdr/>
@@ -37391,9 +37757,9 @@
       </w:tcPr>
     </w:tblStylePr>
   </w:style>
-  <w:style w:type="table" w:styleId="873">
+  <w:style w:type="table" w:styleId="875">
     <w:name w:val="Bordered &amp; Lined - Accent 5"/>
-    <w:basedOn w:val="755"/>
+    <w:basedOn w:val="757"/>
     <w:uiPriority w:val="99"/>
     <w:pPr>
       <w:pBdr/>
@@ -37635,9 +38001,9 @@
       </w:tcPr>
     </w:tblStylePr>
   </w:style>
-  <w:style w:type="table" w:styleId="874">
+  <w:style w:type="table" w:styleId="876">
     <w:name w:val="Bordered &amp; Lined - Accent 6"/>
-    <w:basedOn w:val="755"/>
+    <w:basedOn w:val="757"/>
     <w:uiPriority w:val="99"/>
     <w:pPr>
       <w:pBdr/>
@@ -37879,9 +38245,9 @@
       </w:tcPr>
     </w:tblStylePr>
   </w:style>
-  <w:style w:type="table" w:styleId="875">
+  <w:style w:type="table" w:styleId="877">
     <w:name w:val="Bordered"/>
-    <w:basedOn w:val="755"/>
+    <w:basedOn w:val="757"/>
     <w:uiPriority w:val="99"/>
     <w:pPr>
       <w:pBdr/>
@@ -38110,9 +38476,9 @@
       </w:tcPr>
     </w:tblStylePr>
   </w:style>
-  <w:style w:type="table" w:styleId="876">
+  <w:style w:type="table" w:styleId="878">
     <w:name w:val="Bordered - Accent 1"/>
-    <w:basedOn w:val="755"/>
+    <w:basedOn w:val="757"/>
     <w:uiPriority w:val="99"/>
     <w:pPr>
       <w:pBdr/>
@@ -38341,9 +38707,9 @@
       </w:tcPr>
     </w:tblStylePr>
   </w:style>
-  <w:style w:type="table" w:styleId="877">
+  <w:style w:type="table" w:styleId="879">
     <w:name w:val="Bordered - Accent 2"/>
-    <w:basedOn w:val="755"/>
+    <w:basedOn w:val="757"/>
     <w:uiPriority w:val="99"/>
     <w:pPr>
       <w:pBdr/>
@@ -38572,9 +38938,9 @@
       </w:tcPr>
     </w:tblStylePr>
   </w:style>
-  <w:style w:type="table" w:styleId="878">
+  <w:style w:type="table" w:styleId="880">
     <w:name w:val="Bordered - Accent 3"/>
-    <w:basedOn w:val="755"/>
+    <w:basedOn w:val="757"/>
     <w:uiPriority w:val="99"/>
     <w:pPr>
       <w:pBdr/>
@@ -38803,9 +39169,9 @@
       </w:tcPr>
     </w:tblStylePr>
   </w:style>
-  <w:style w:type="table" w:styleId="879">
+  <w:style w:type="table" w:styleId="881">
     <w:name w:val="Bordered - Accent 4"/>
-    <w:basedOn w:val="755"/>
+    <w:basedOn w:val="757"/>
     <w:uiPriority w:val="99"/>
     <w:pPr>
       <w:pBdr/>
@@ -39034,9 +39400,9 @@
       </w:tcPr>
     </w:tblStylePr>
   </w:style>
-  <w:style w:type="table" w:styleId="880">
+  <w:style w:type="table" w:styleId="882">
     <w:name w:val="Bordered - Accent 5"/>
-    <w:basedOn w:val="755"/>
+    <w:basedOn w:val="757"/>
     <w:uiPriority w:val="99"/>
     <w:pPr>
       <w:pBdr/>
@@ -39265,9 +39631,9 @@
       </w:tcPr>
     </w:tblStylePr>
   </w:style>
-  <w:style w:type="table" w:styleId="881">
+  <w:style w:type="table" w:styleId="883">
     <w:name w:val="Bordered - Accent 6"/>
-    <w:basedOn w:val="755"/>
+    <w:basedOn w:val="757"/>
     <w:uiPriority w:val="99"/>
     <w:pPr>
       <w:pBdr/>
@@ -39496,11 +39862,11 @@
       </w:tcPr>
     </w:tblStylePr>
   </w:style>
-  <w:style w:type="paragraph" w:styleId="882">
+  <w:style w:type="paragraph" w:styleId="884">
     <w:name w:val="Heading 2"/>
-    <w:basedOn w:val="942"/>
-    <w:next w:val="942"/>
-    <w:link w:val="891"/>
+    <w:basedOn w:val="944"/>
+    <w:next w:val="944"/>
+    <w:link w:val="893"/>
     <w:uiPriority w:val="9"/>
     <w:unhideWhenUsed/>
     <w:qFormat/>
@@ -39519,11 +39885,11 @@
       <w:szCs w:val="32"/>
     </w:rPr>
   </w:style>
-  <w:style w:type="paragraph" w:styleId="883">
+  <w:style w:type="paragraph" w:styleId="885">
     <w:name w:val="Heading 3"/>
-    <w:basedOn w:val="942"/>
-    <w:next w:val="942"/>
-    <w:link w:val="892"/>
+    <w:basedOn w:val="944"/>
+    <w:next w:val="944"/>
+    <w:link w:val="894"/>
     <w:uiPriority w:val="9"/>
     <w:unhideWhenUsed/>
     <w:qFormat/>
@@ -39542,11 +39908,11 @@
       <w:szCs w:val="28"/>
     </w:rPr>
   </w:style>
-  <w:style w:type="paragraph" w:styleId="884">
+  <w:style w:type="paragraph" w:styleId="886">
     <w:name w:val="Heading 4"/>
-    <w:basedOn w:val="942"/>
-    <w:next w:val="942"/>
-    <w:link w:val="893"/>
+    <w:basedOn w:val="944"/>
+    <w:next w:val="944"/>
+    <w:link w:val="895"/>
     <w:uiPriority w:val="9"/>
     <w:unhideWhenUsed/>
     <w:qFormat/>
@@ -39565,11 +39931,11 @@
       <w:color w:val="0f4761" w:themeColor="accent1" w:themeShade="BF"/>
     </w:rPr>
   </w:style>
-  <w:style w:type="paragraph" w:styleId="885">
+  <w:style w:type="paragraph" w:styleId="887">
     <w:name w:val="Heading 5"/>
-    <w:basedOn w:val="942"/>
-    <w:next w:val="942"/>
-    <w:link w:val="894"/>
+    <w:basedOn w:val="944"/>
+    <w:next w:val="944"/>
+    <w:link w:val="896"/>
     <w:uiPriority w:val="9"/>
     <w:unhideWhenUsed/>
     <w:qFormat/>
@@ -39586,11 +39952,11 @@
       <w:color w:val="0f4761" w:themeColor="accent1" w:themeShade="BF"/>
     </w:rPr>
   </w:style>
-  <w:style w:type="paragraph" w:styleId="886">
+  <w:style w:type="paragraph" w:styleId="888">
     <w:name w:val="Heading 6"/>
-    <w:basedOn w:val="942"/>
-    <w:next w:val="942"/>
-    <w:link w:val="895"/>
+    <w:basedOn w:val="944"/>
+    <w:next w:val="944"/>
+    <w:link w:val="897"/>
     <w:uiPriority w:val="9"/>
     <w:unhideWhenUsed/>
     <w:qFormat/>
@@ -39609,11 +39975,11 @@
       <w:color w:val="595959" w:themeColor="text1" w:themeTint="A6"/>
     </w:rPr>
   </w:style>
-  <w:style w:type="paragraph" w:styleId="887">
+  <w:style w:type="paragraph" w:styleId="889">
     <w:name w:val="Heading 7"/>
-    <w:basedOn w:val="942"/>
-    <w:next w:val="942"/>
-    <w:link w:val="896"/>
+    <w:basedOn w:val="944"/>
+    <w:next w:val="944"/>
+    <w:link w:val="898"/>
     <w:uiPriority w:val="9"/>
     <w:unhideWhenUsed/>
     <w:qFormat/>
@@ -39630,11 +39996,11 @@
       <w:color w:val="595959" w:themeColor="text1" w:themeTint="A6"/>
     </w:rPr>
   </w:style>
-  <w:style w:type="paragraph" w:styleId="888">
+  <w:style w:type="paragraph" w:styleId="890">
     <w:name w:val="Heading 8"/>
-    <w:basedOn w:val="942"/>
-    <w:next w:val="942"/>
-    <w:link w:val="897"/>
+    <w:basedOn w:val="944"/>
+    <w:next w:val="944"/>
+    <w:link w:val="899"/>
     <w:uiPriority w:val="9"/>
     <w:unhideWhenUsed/>
     <w:qFormat/>
@@ -39653,11 +40019,11 @@
       <w:color w:val="272727" w:themeColor="text1" w:themeTint="D8"/>
     </w:rPr>
   </w:style>
-  <w:style w:type="paragraph" w:styleId="889">
+  <w:style w:type="paragraph" w:styleId="891">
     <w:name w:val="Heading 9"/>
-    <w:basedOn w:val="942"/>
-    <w:next w:val="942"/>
-    <w:link w:val="898"/>
+    <w:basedOn w:val="944"/>
+    <w:next w:val="944"/>
+    <w:link w:val="900"/>
     <w:uiPriority w:val="9"/>
     <w:unhideWhenUsed/>
     <w:qFormat/>
@@ -39676,10 +40042,10 @@
       <w:color w:val="272727" w:themeColor="text1" w:themeTint="D8"/>
     </w:rPr>
   </w:style>
-  <w:style w:type="character" w:styleId="890">
+  <w:style w:type="character" w:styleId="892">
     <w:name w:val="Heading 1 Char"/>
-    <w:basedOn w:val="939"/>
-    <w:link w:val="944"/>
+    <w:basedOn w:val="941"/>
+    <w:link w:val="946"/>
     <w:uiPriority w:val="9"/>
     <w:pPr>
       <w:pBdr/>
@@ -39693,10 +40059,10 @@
       <w:szCs w:val="40"/>
     </w:rPr>
   </w:style>
-  <w:style w:type="character" w:styleId="891">
+  <w:style w:type="character" w:styleId="893">
     <w:name w:val="Heading 2 Char"/>
-    <w:basedOn w:val="939"/>
-    <w:link w:val="882"/>
+    <w:basedOn w:val="941"/>
+    <w:link w:val="884"/>
     <w:uiPriority w:val="9"/>
     <w:pPr>
       <w:pBdr/>
@@ -39710,10 +40076,10 @@
       <w:szCs w:val="32"/>
     </w:rPr>
   </w:style>
-  <w:style w:type="character" w:styleId="892">
+  <w:style w:type="character" w:styleId="894">
     <w:name w:val="Heading 3 Char"/>
-    <w:basedOn w:val="939"/>
-    <w:link w:val="883"/>
+    <w:basedOn w:val="941"/>
+    <w:link w:val="885"/>
     <w:uiPriority w:val="9"/>
     <w:pPr>
       <w:pBdr/>
@@ -39727,10 +40093,10 @@
       <w:szCs w:val="28"/>
     </w:rPr>
   </w:style>
-  <w:style w:type="character" w:styleId="893">
+  <w:style w:type="character" w:styleId="895">
     <w:name w:val="Heading 4 Char"/>
-    <w:basedOn w:val="939"/>
-    <w:link w:val="884"/>
+    <w:basedOn w:val="941"/>
+    <w:link w:val="886"/>
     <w:uiPriority w:val="9"/>
     <w:pPr>
       <w:pBdr/>
@@ -39744,10 +40110,10 @@
       <w:color w:val="0f4761" w:themeColor="accent1" w:themeShade="BF"/>
     </w:rPr>
   </w:style>
-  <w:style w:type="character" w:styleId="894">
+  <w:style w:type="character" w:styleId="896">
     <w:name w:val="Heading 5 Char"/>
-    <w:basedOn w:val="939"/>
-    <w:link w:val="885"/>
+    <w:basedOn w:val="941"/>
+    <w:link w:val="887"/>
     <w:uiPriority w:val="9"/>
     <w:pPr>
       <w:pBdr/>
@@ -39759,10 +40125,10 @@
       <w:color w:val="0f4761" w:themeColor="accent1" w:themeShade="BF"/>
     </w:rPr>
   </w:style>
-  <w:style w:type="character" w:styleId="895">
+  <w:style w:type="character" w:styleId="897">
     <w:name w:val="Heading 6 Char"/>
-    <w:basedOn w:val="939"/>
-    <w:link w:val="886"/>
+    <w:basedOn w:val="941"/>
+    <w:link w:val="888"/>
     <w:uiPriority w:val="9"/>
     <w:pPr>
       <w:pBdr/>
@@ -39776,10 +40142,10 @@
       <w:color w:val="595959" w:themeColor="text1" w:themeTint="A6"/>
     </w:rPr>
   </w:style>
-  <w:style w:type="character" w:styleId="896">
+  <w:style w:type="character" w:styleId="898">
     <w:name w:val="Heading 7 Char"/>
-    <w:basedOn w:val="939"/>
-    <w:link w:val="887"/>
+    <w:basedOn w:val="941"/>
+    <w:link w:val="889"/>
     <w:uiPriority w:val="9"/>
     <w:pPr>
       <w:pBdr/>
@@ -39791,10 +40157,10 @@
       <w:color w:val="595959" w:themeColor="text1" w:themeTint="A6"/>
     </w:rPr>
   </w:style>
-  <w:style w:type="character" w:styleId="897">
+  <w:style w:type="character" w:styleId="899">
     <w:name w:val="Heading 8 Char"/>
-    <w:basedOn w:val="939"/>
-    <w:link w:val="888"/>
+    <w:basedOn w:val="941"/>
+    <w:link w:val="890"/>
     <w:uiPriority w:val="9"/>
     <w:pPr>
       <w:pBdr/>
@@ -39808,10 +40174,10 @@
       <w:color w:val="272727" w:themeColor="text1" w:themeTint="D8"/>
     </w:rPr>
   </w:style>
-  <w:style w:type="character" w:styleId="898">
+  <w:style w:type="character" w:styleId="900">
     <w:name w:val="Heading 9 Char"/>
-    <w:basedOn w:val="939"/>
-    <w:link w:val="889"/>
+    <w:basedOn w:val="941"/>
+    <w:link w:val="891"/>
     <w:uiPriority w:val="9"/>
     <w:pPr>
       <w:pBdr/>
@@ -39825,10 +40191,10 @@
       <w:color w:val="272727" w:themeColor="text1" w:themeTint="D8"/>
     </w:rPr>
   </w:style>
-  <w:style w:type="character" w:styleId="899">
+  <w:style w:type="character" w:styleId="901">
     <w:name w:val="Title Char"/>
-    <w:basedOn w:val="939"/>
-    <w:link w:val="945"/>
+    <w:basedOn w:val="941"/>
+    <w:link w:val="947"/>
     <w:uiPriority w:val="10"/>
     <w:pPr>
       <w:pBdr/>
@@ -39842,11 +40208,11 @@
       <w:szCs w:val="56"/>
     </w:rPr>
   </w:style>
-  <w:style w:type="paragraph" w:styleId="900">
+  <w:style w:type="paragraph" w:styleId="902">
     <w:name w:val="Subtitle"/>
-    <w:basedOn w:val="942"/>
-    <w:next w:val="942"/>
-    <w:link w:val="901"/>
+    <w:basedOn w:val="944"/>
+    <w:next w:val="944"/>
+    <w:link w:val="903"/>
     <w:uiPriority w:val="11"/>
     <w:qFormat/>
     <w:pPr>
@@ -39864,10 +40230,10 @@
       <w:szCs w:val="28"/>
     </w:rPr>
   </w:style>
-  <w:style w:type="character" w:styleId="901">
+  <w:style w:type="character" w:styleId="903">
     <w:name w:val="Subtitle Char"/>
-    <w:basedOn w:val="939"/>
-    <w:link w:val="900"/>
+    <w:basedOn w:val="941"/>
+    <w:link w:val="902"/>
     <w:uiPriority w:val="11"/>
     <w:pPr>
       <w:pBdr/>
@@ -39881,11 +40247,11 @@
       <w:szCs w:val="28"/>
     </w:rPr>
   </w:style>
-  <w:style w:type="paragraph" w:styleId="902">
+  <w:style w:type="paragraph" w:styleId="904">
     <w:name w:val="Quote"/>
-    <w:basedOn w:val="942"/>
-    <w:next w:val="942"/>
-    <w:link w:val="903"/>
+    <w:basedOn w:val="944"/>
+    <w:next w:val="944"/>
+    <w:link w:val="905"/>
     <w:uiPriority w:val="29"/>
     <w:qFormat/>
     <w:pPr>
@@ -39900,10 +40266,10 @@
       <w:color w:val="404040" w:themeColor="text1" w:themeTint="BF"/>
     </w:rPr>
   </w:style>
-  <w:style w:type="character" w:styleId="903">
+  <w:style w:type="character" w:styleId="905">
     <w:name w:val="Quote Char"/>
-    <w:basedOn w:val="939"/>
-    <w:link w:val="902"/>
+    <w:basedOn w:val="941"/>
+    <w:link w:val="904"/>
     <w:uiPriority w:val="29"/>
     <w:pPr>
       <w:pBdr/>
@@ -39916,9 +40282,9 @@
       <w:color w:val="404040" w:themeColor="text1" w:themeTint="BF"/>
     </w:rPr>
   </w:style>
-  <w:style w:type="character" w:styleId="904">
+  <w:style w:type="character" w:styleId="906">
     <w:name w:val="Intense Emphasis"/>
-    <w:basedOn w:val="939"/>
+    <w:basedOn w:val="941"/>
     <w:uiPriority w:val="21"/>
     <w:qFormat/>
     <w:pPr>
@@ -39932,11 +40298,11 @@
       <w:color w:val="0f4761" w:themeColor="accent1" w:themeShade="BF"/>
     </w:rPr>
   </w:style>
-  <w:style w:type="paragraph" w:styleId="905">
+  <w:style w:type="paragraph" w:styleId="907">
     <w:name w:val="Intense Quote"/>
-    <w:basedOn w:val="942"/>
-    <w:next w:val="942"/>
-    <w:link w:val="906"/>
+    <w:basedOn w:val="944"/>
+    <w:next w:val="944"/>
+    <w:link w:val="908"/>
     <w:uiPriority w:val="30"/>
     <w:qFormat/>
     <w:pPr>
@@ -39954,10 +40320,10 @@
       <w:color w:val="0f4761" w:themeColor="accent1" w:themeShade="BF"/>
     </w:rPr>
   </w:style>
-  <w:style w:type="character" w:styleId="906">
+  <w:style w:type="character" w:styleId="908">
     <w:name w:val="Intense Quote Char"/>
-    <w:basedOn w:val="939"/>
-    <w:link w:val="905"/>
+    <w:basedOn w:val="941"/>
+    <w:link w:val="907"/>
     <w:uiPriority w:val="30"/>
     <w:pPr>
       <w:pBdr/>
@@ -39970,9 +40336,9 @@
       <w:color w:val="0f4761" w:themeColor="accent1" w:themeShade="BF"/>
     </w:rPr>
   </w:style>
-  <w:style w:type="character" w:styleId="907">
+  <w:style w:type="character" w:styleId="909">
     <w:name w:val="Intense Reference"/>
-    <w:basedOn w:val="939"/>
+    <w:basedOn w:val="941"/>
     <w:uiPriority w:val="32"/>
     <w:qFormat/>
     <w:pPr>
@@ -39988,9 +40354,9 @@
       <w:spacing w:val="5"/>
     </w:rPr>
   </w:style>
-  <w:style w:type="paragraph" w:styleId="908">
+  <w:style w:type="paragraph" w:styleId="910">
     <w:name w:val="No Spacing"/>
-    <w:basedOn w:val="942"/>
+    <w:basedOn w:val="944"/>
     <w:uiPriority w:val="1"/>
     <w:qFormat/>
     <w:pPr>
@@ -39999,9 +40365,9 @@
       <w:ind/>
     </w:pPr>
   </w:style>
-  <w:style w:type="character" w:styleId="909">
+  <w:style w:type="character" w:styleId="911">
     <w:name w:val="Subtle Emphasis"/>
-    <w:basedOn w:val="939"/>
+    <w:basedOn w:val="941"/>
     <w:uiPriority w:val="19"/>
     <w:qFormat/>
     <w:pPr>
@@ -40015,9 +40381,9 @@
       <w:color w:val="404040" w:themeColor="text1" w:themeTint="BF"/>
     </w:rPr>
   </w:style>
-  <w:style w:type="character" w:styleId="910">
+  <w:style w:type="character" w:styleId="912">
     <w:name w:val="Emphasis"/>
-    <w:basedOn w:val="939"/>
+    <w:basedOn w:val="941"/>
     <w:uiPriority w:val="20"/>
     <w:qFormat/>
     <w:pPr>
@@ -40030,9 +40396,9 @@
       <w:iCs/>
     </w:rPr>
   </w:style>
-  <w:style w:type="character" w:styleId="911">
+  <w:style w:type="character" w:styleId="913">
     <w:name w:val="Strong"/>
-    <w:basedOn w:val="939"/>
+    <w:basedOn w:val="941"/>
     <w:uiPriority w:val="22"/>
     <w:qFormat/>
     <w:pPr>
@@ -40045,9 +40411,9 @@
       <w:bCs/>
     </w:rPr>
   </w:style>
-  <w:style w:type="character" w:styleId="912">
+  <w:style w:type="character" w:styleId="914">
     <w:name w:val="Subtle Reference"/>
-    <w:basedOn w:val="939"/>
+    <w:basedOn w:val="941"/>
     <w:uiPriority w:val="31"/>
     <w:qFormat/>
     <w:pPr>
@@ -40060,9 +40426,9 @@
       <w:color w:val="5a5a5a" w:themeColor="text1" w:themeTint="A5"/>
     </w:rPr>
   </w:style>
-  <w:style w:type="character" w:styleId="913">
+  <w:style w:type="character" w:styleId="915">
     <w:name w:val="Book Title"/>
-    <w:basedOn w:val="939"/>
+    <w:basedOn w:val="941"/>
     <w:uiPriority w:val="33"/>
     <w:qFormat/>
     <w:pPr>
@@ -40078,36 +40444,9 @@
       <w:spacing w:val="5"/>
     </w:rPr>
   </w:style>
-  <w:style w:type="paragraph" w:styleId="914">
+  <w:style w:type="paragraph" w:styleId="916">
     <w:name w:val="Header"/>
-    <w:basedOn w:val="942"/>
-    <w:link w:val="915"/>
-    <w:uiPriority w:val="99"/>
-    <w:unhideWhenUsed/>
-    <w:pPr>
-      <w:pBdr/>
-      <w:tabs>
-        <w:tab w:val="center" w:leader="none" w:pos="4844"/>
-        <w:tab w:val="right" w:leader="none" w:pos="9689"/>
-      </w:tabs>
-      <w:spacing w:after="0" w:line="240" w:lineRule="auto"/>
-      <w:ind/>
-    </w:pPr>
-  </w:style>
-  <w:style w:type="character" w:styleId="915">
-    <w:name w:val="Header Char"/>
-    <w:basedOn w:val="939"/>
-    <w:link w:val="914"/>
-    <w:uiPriority w:val="99"/>
-    <w:pPr>
-      <w:pBdr/>
-      <w:spacing/>
-      <w:ind/>
-    </w:pPr>
-  </w:style>
-  <w:style w:type="paragraph" w:styleId="916">
-    <w:name w:val="Footer"/>
-    <w:basedOn w:val="942"/>
+    <w:basedOn w:val="944"/>
     <w:link w:val="917"/>
     <w:uiPriority w:val="99"/>
     <w:unhideWhenUsed/>
@@ -40122,8 +40461,8 @@
     </w:pPr>
   </w:style>
   <w:style w:type="character" w:styleId="917">
-    <w:name w:val="Footer Char"/>
-    <w:basedOn w:val="939"/>
+    <w:name w:val="Header Char"/>
+    <w:basedOn w:val="941"/>
     <w:link w:val="916"/>
     <w:uiPriority w:val="99"/>
     <w:pPr>
@@ -40133,9 +40472,36 @@
     </w:pPr>
   </w:style>
   <w:style w:type="paragraph" w:styleId="918">
+    <w:name w:val="Footer"/>
+    <w:basedOn w:val="944"/>
+    <w:link w:val="919"/>
+    <w:uiPriority w:val="99"/>
+    <w:unhideWhenUsed/>
+    <w:pPr>
+      <w:pBdr/>
+      <w:tabs>
+        <w:tab w:val="center" w:leader="none" w:pos="4844"/>
+        <w:tab w:val="right" w:leader="none" w:pos="9689"/>
+      </w:tabs>
+      <w:spacing w:after="0" w:line="240" w:lineRule="auto"/>
+      <w:ind/>
+    </w:pPr>
+  </w:style>
+  <w:style w:type="character" w:styleId="919">
+    <w:name w:val="Footer Char"/>
+    <w:basedOn w:val="941"/>
+    <w:link w:val="918"/>
+    <w:uiPriority w:val="99"/>
+    <w:pPr>
+      <w:pBdr/>
+      <w:spacing/>
+      <w:ind/>
+    </w:pPr>
+  </w:style>
+  <w:style w:type="paragraph" w:styleId="920">
     <w:name w:val="Caption"/>
-    <w:basedOn w:val="942"/>
-    <w:next w:val="942"/>
+    <w:basedOn w:val="944"/>
+    <w:next w:val="944"/>
     <w:uiPriority w:val="35"/>
     <w:unhideWhenUsed/>
     <w:qFormat/>
@@ -40152,10 +40518,10 @@
       <w:szCs w:val="18"/>
     </w:rPr>
   </w:style>
-  <w:style w:type="paragraph" w:styleId="919">
+  <w:style w:type="paragraph" w:styleId="921">
     <w:name w:val="footnote text"/>
-    <w:basedOn w:val="942"/>
-    <w:link w:val="920"/>
+    <w:basedOn w:val="944"/>
+    <w:link w:val="922"/>
     <w:uiPriority w:val="99"/>
     <w:semiHidden/>
     <w:unhideWhenUsed/>
@@ -40169,10 +40535,10 @@
       <w:szCs w:val="20"/>
     </w:rPr>
   </w:style>
-  <w:style w:type="character" w:styleId="920">
+  <w:style w:type="character" w:styleId="922">
     <w:name w:val="Footnote Text Char"/>
-    <w:basedOn w:val="939"/>
-    <w:link w:val="919"/>
+    <w:basedOn w:val="941"/>
+    <w:link w:val="921"/>
     <w:uiPriority w:val="99"/>
     <w:semiHidden/>
     <w:pPr>
@@ -40185,9 +40551,9 @@
       <w:szCs w:val="20"/>
     </w:rPr>
   </w:style>
-  <w:style w:type="character" w:styleId="921">
+  <w:style w:type="character" w:styleId="923">
     <w:name w:val="footnote reference"/>
-    <w:basedOn w:val="939"/>
+    <w:basedOn w:val="941"/>
     <w:uiPriority w:val="99"/>
     <w:semiHidden/>
     <w:unhideWhenUsed/>
@@ -40200,10 +40566,10 @@
       <w:vertAlign w:val="superscript"/>
     </w:rPr>
   </w:style>
-  <w:style w:type="paragraph" w:styleId="922">
+  <w:style w:type="paragraph" w:styleId="924">
     <w:name w:val="endnote text"/>
-    <w:basedOn w:val="942"/>
-    <w:link w:val="923"/>
+    <w:basedOn w:val="944"/>
+    <w:link w:val="925"/>
     <w:uiPriority w:val="99"/>
     <w:semiHidden/>
     <w:unhideWhenUsed/>
@@ -40217,10 +40583,10 @@
       <w:szCs w:val="20"/>
     </w:rPr>
   </w:style>
-  <w:style w:type="character" w:styleId="923">
+  <w:style w:type="character" w:styleId="925">
     <w:name w:val="Endnote Text Char"/>
-    <w:basedOn w:val="939"/>
-    <w:link w:val="922"/>
+    <w:basedOn w:val="941"/>
+    <w:link w:val="924"/>
     <w:uiPriority w:val="99"/>
     <w:semiHidden/>
     <w:pPr>
@@ -40233,9 +40599,9 @@
       <w:szCs w:val="20"/>
     </w:rPr>
   </w:style>
-  <w:style w:type="character" w:styleId="924">
+  <w:style w:type="character" w:styleId="926">
     <w:name w:val="endnote reference"/>
-    <w:basedOn w:val="939"/>
+    <w:basedOn w:val="941"/>
     <w:uiPriority w:val="99"/>
     <w:semiHidden/>
     <w:unhideWhenUsed/>
@@ -40248,9 +40614,9 @@
       <w:vertAlign w:val="superscript"/>
     </w:rPr>
   </w:style>
-  <w:style w:type="character" w:styleId="925">
+  <w:style w:type="character" w:styleId="927">
     <w:name w:val="Hyperlink"/>
-    <w:basedOn w:val="939"/>
+    <w:basedOn w:val="941"/>
     <w:uiPriority w:val="99"/>
     <w:unhideWhenUsed/>
     <w:pPr>
@@ -40263,9 +40629,9 @@
       <w:u w:val="single"/>
     </w:rPr>
   </w:style>
-  <w:style w:type="character" w:styleId="926">
+  <w:style w:type="character" w:styleId="928">
     <w:name w:val="FollowedHyperlink"/>
-    <w:basedOn w:val="939"/>
+    <w:basedOn w:val="941"/>
     <w:uiPriority w:val="99"/>
     <w:semiHidden/>
     <w:unhideWhenUsed/>
@@ -40279,10 +40645,10 @@
       <w:u w:val="single"/>
     </w:rPr>
   </w:style>
-  <w:style w:type="paragraph" w:styleId="927">
+  <w:style w:type="paragraph" w:styleId="929">
     <w:name w:val="toc 1"/>
-    <w:basedOn w:val="942"/>
-    <w:next w:val="942"/>
+    <w:basedOn w:val="944"/>
+    <w:next w:val="944"/>
     <w:uiPriority w:val="39"/>
     <w:unhideWhenUsed/>
     <w:pPr>
@@ -40291,10 +40657,10 @@
       <w:ind/>
     </w:pPr>
   </w:style>
-  <w:style w:type="paragraph" w:styleId="928">
+  <w:style w:type="paragraph" w:styleId="930">
     <w:name w:val="toc 2"/>
-    <w:basedOn w:val="942"/>
-    <w:next w:val="942"/>
+    <w:basedOn w:val="944"/>
+    <w:next w:val="944"/>
     <w:uiPriority w:val="39"/>
     <w:unhideWhenUsed/>
     <w:pPr>
@@ -40303,10 +40669,10 @@
       <w:ind w:left="220"/>
     </w:pPr>
   </w:style>
-  <w:style w:type="paragraph" w:styleId="929">
+  <w:style w:type="paragraph" w:styleId="931">
     <w:name w:val="toc 3"/>
-    <w:basedOn w:val="942"/>
-    <w:next w:val="942"/>
+    <w:basedOn w:val="944"/>
+    <w:next w:val="944"/>
     <w:uiPriority w:val="39"/>
     <w:unhideWhenUsed/>
     <w:pPr>
@@ -40315,10 +40681,10 @@
       <w:ind w:left="440"/>
     </w:pPr>
   </w:style>
-  <w:style w:type="paragraph" w:styleId="930">
+  <w:style w:type="paragraph" w:styleId="932">
     <w:name w:val="toc 4"/>
-    <w:basedOn w:val="942"/>
-    <w:next w:val="942"/>
+    <w:basedOn w:val="944"/>
+    <w:next w:val="944"/>
     <w:uiPriority w:val="39"/>
     <w:unhideWhenUsed/>
     <w:pPr>
@@ -40327,10 +40693,10 @@
       <w:ind w:left="660"/>
     </w:pPr>
   </w:style>
-  <w:style w:type="paragraph" w:styleId="931">
+  <w:style w:type="paragraph" w:styleId="933">
     <w:name w:val="toc 5"/>
-    <w:basedOn w:val="942"/>
-    <w:next w:val="942"/>
+    <w:basedOn w:val="944"/>
+    <w:next w:val="944"/>
     <w:uiPriority w:val="39"/>
     <w:unhideWhenUsed/>
     <w:pPr>
@@ -40339,10 +40705,10 @@
       <w:ind w:left="880"/>
     </w:pPr>
   </w:style>
-  <w:style w:type="paragraph" w:styleId="932">
+  <w:style w:type="paragraph" w:styleId="934">
     <w:name w:val="toc 6"/>
-    <w:basedOn w:val="942"/>
-    <w:next w:val="942"/>
+    <w:basedOn w:val="944"/>
+    <w:next w:val="944"/>
     <w:uiPriority w:val="39"/>
     <w:unhideWhenUsed/>
     <w:pPr>
@@ -40351,10 +40717,10 @@
       <w:ind w:left="1100"/>
     </w:pPr>
   </w:style>
-  <w:style w:type="paragraph" w:styleId="933">
+  <w:style w:type="paragraph" w:styleId="935">
     <w:name w:val="toc 7"/>
-    <w:basedOn w:val="942"/>
-    <w:next w:val="942"/>
+    <w:basedOn w:val="944"/>
+    <w:next w:val="944"/>
     <w:uiPriority w:val="39"/>
     <w:unhideWhenUsed/>
     <w:pPr>
@@ -40363,10 +40729,10 @@
       <w:ind w:left="1320"/>
     </w:pPr>
   </w:style>
-  <w:style w:type="paragraph" w:styleId="934">
+  <w:style w:type="paragraph" w:styleId="936">
     <w:name w:val="toc 8"/>
-    <w:basedOn w:val="942"/>
-    <w:next w:val="942"/>
+    <w:basedOn w:val="944"/>
+    <w:next w:val="944"/>
     <w:uiPriority w:val="39"/>
     <w:unhideWhenUsed/>
     <w:pPr>
@@ -40375,10 +40741,10 @@
       <w:ind w:left="1540"/>
     </w:pPr>
   </w:style>
-  <w:style w:type="paragraph" w:styleId="935">
+  <w:style w:type="paragraph" w:styleId="937">
     <w:name w:val="toc 9"/>
-    <w:basedOn w:val="942"/>
-    <w:next w:val="942"/>
+    <w:basedOn w:val="944"/>
+    <w:next w:val="944"/>
     <w:uiPriority w:val="39"/>
     <w:unhideWhenUsed/>
     <w:pPr>
@@ -40387,9 +40753,9 @@
       <w:ind w:left="1760"/>
     </w:pPr>
   </w:style>
-  <w:style w:type="character" w:styleId="936">
+  <w:style w:type="character" w:styleId="938">
     <w:name w:val="Placeholder Text"/>
-    <w:basedOn w:val="939"/>
+    <w:basedOn w:val="941"/>
     <w:uiPriority w:val="99"/>
     <w:semiHidden/>
     <w:pPr>
@@ -40401,7 +40767,7 @@
       <w:color w:val="666666"/>
     </w:rPr>
   </w:style>
-  <w:style w:type="paragraph" w:styleId="937">
+  <w:style w:type="paragraph" w:styleId="939">
     <w:name w:val="TOC Heading"/>
     <w:uiPriority w:val="39"/>
     <w:unhideWhenUsed/>
@@ -40411,10 +40777,10 @@
       <w:ind/>
     </w:pPr>
   </w:style>
-  <w:style w:type="paragraph" w:styleId="938">
+  <w:style w:type="paragraph" w:styleId="940">
     <w:name w:val="table of figures"/>
-    <w:basedOn w:val="942"/>
-    <w:next w:val="942"/>
+    <w:basedOn w:val="944"/>
+    <w:next w:val="944"/>
     <w:uiPriority w:val="99"/>
     <w:unhideWhenUsed/>
     <w:pPr>
@@ -40423,7 +40789,7 @@
       <w:ind/>
     </w:pPr>
   </w:style>
-  <w:style w:type="character" w:styleId="939" w:default="1">
+  <w:style w:type="character" w:styleId="941" w:default="1">
     <w:name w:val="Default Paragraph Font"/>
     <w:uiPriority w:val="1"/>
     <w:semiHidden/>
@@ -40434,7 +40800,7 @@
       <w:ind/>
     </w:pPr>
   </w:style>
-  <w:style w:type="table" w:styleId="940">
+  <w:style w:type="table" w:styleId="942">
     <w:name w:val="Table Normal"/>
     <w:uiPriority w:val="2"/>
     <w:semiHidden/>
@@ -40628,7 +40994,7 @@
       </w:tcPr>
     </w:tblStylePr>
   </w:style>
-  <w:style w:type="numbering" w:styleId="941" w:default="1">
+  <w:style w:type="numbering" w:styleId="943" w:default="1">
     <w:name w:val="No List"/>
     <w:uiPriority w:val="99"/>
     <w:semiHidden/>
@@ -40639,7 +41005,7 @@
       <w:ind/>
     </w:pPr>
   </w:style>
-  <w:style w:type="paragraph" w:styleId="942" w:default="1">
+  <w:style w:type="paragraph" w:styleId="944" w:default="1">
     <w:name w:val="Normal"/>
     <w:uiPriority w:val="1"/>
     <w:qFormat/>
@@ -40653,9 +41019,9 @@
       <w:lang w:val="en-US" w:eastAsia="en-US" w:bidi="ar-SA"/>
     </w:rPr>
   </w:style>
-  <w:style w:type="paragraph" w:styleId="943">
+  <w:style w:type="paragraph" w:styleId="945">
     <w:name w:val="Body Text"/>
-    <w:basedOn w:val="942"/>
+    <w:basedOn w:val="944"/>
     <w:uiPriority w:val="1"/>
     <w:qFormat/>
     <w:pPr>
@@ -40670,9 +41036,9 @@
       <w:lang w:val="en-US" w:eastAsia="en-US" w:bidi="ar-SA"/>
     </w:rPr>
   </w:style>
-  <w:style w:type="paragraph" w:styleId="944">
+  <w:style w:type="paragraph" w:styleId="946">
     <w:name w:val="Heading 1"/>
-    <w:basedOn w:val="942"/>
+    <w:basedOn w:val="944"/>
     <w:uiPriority w:val="1"/>
     <w:qFormat/>
     <w:pPr>
@@ -40688,9 +41054,9 @@
       <w:lang w:val="en-US" w:eastAsia="en-US" w:bidi="ar-SA"/>
     </w:rPr>
   </w:style>
-  <w:style w:type="paragraph" w:styleId="945">
+  <w:style w:type="paragraph" w:styleId="947">
     <w:name w:val="Title"/>
-    <w:basedOn w:val="942"/>
+    <w:basedOn w:val="944"/>
     <w:uiPriority w:val="1"/>
     <w:qFormat/>
     <w:pPr>
@@ -40708,9 +41074,9 @@
       <w:lang w:val="en-US" w:eastAsia="en-US" w:bidi="ar-SA"/>
     </w:rPr>
   </w:style>
-  <w:style w:type="paragraph" w:styleId="946">
+  <w:style w:type="paragraph" w:styleId="948">
     <w:name w:val="List Paragraph"/>
-    <w:basedOn w:val="942"/>
+    <w:basedOn w:val="944"/>
     <w:uiPriority w:val="1"/>
     <w:qFormat/>
     <w:pPr>
@@ -40723,9 +41089,9 @@
       <w:lang w:val="en-US" w:eastAsia="en-US" w:bidi="ar-SA"/>
     </w:rPr>
   </w:style>
-  <w:style w:type="paragraph" w:styleId="947">
+  <w:style w:type="paragraph" w:styleId="949">
     <w:name w:val="Table Paragraph"/>
-    <w:basedOn w:val="942"/>
+    <w:basedOn w:val="944"/>
     <w:uiPriority w:val="1"/>
     <w:qFormat/>
     <w:pPr>

--- a/docs/kapshaSurajSingh_inp.docx
+++ b/docs/kapshaSurajSingh_inp.docx
@@ -5341,7 +5341,7 @@
         <w:rPr>
           <w:sz w:val="22"/>
         </w:rPr>
-        <w:t xml:space="preserve">                                                                                         </w:t>
+        <w:t xml:space="preserve">     [ CET 148 ]                                                                 </w:t>
       </w:r>
       <w:r>
         <w:rPr>
